--- a/RNCP/01_Dossier_Projet/dossier-projet.docx
+++ b/RNCP/01_Dossier_Projet/dossier-projet.docx
@@ -269,37 +269,35 @@
           <w:color w:val="auto"/>
           <w:lang w:val="fr-FR"/>
         </w:rPr>
-        <w:t xml:space="preserve">École : </w:t>
-      </w:r>
-      <w:proofErr w:type="spellStart"/>
-      <w:r>
+        <w:t>École : DesCodeuses</w:t>
+      </w:r>
+    </w:p>
+    <w:p>
+      <w:pPr>
+        <w:pStyle w:val="1"/>
+        <w:jc w:val="right"/>
         <w:rPr>
           <w:rFonts w:ascii="Times New Roman" w:hAnsi="Times New Roman" w:cs="Times New Roman"/>
           <w:color w:val="auto"/>
           <w:lang w:val="fr-FR"/>
         </w:rPr>
-        <w:t>DesCodeuses</w:t>
-      </w:r>
-      <w:proofErr w:type="spellEnd"/>
-    </w:p>
-    <w:p>
-      <w:pPr>
-        <w:pStyle w:val="1"/>
-        <w:jc w:val="right"/>
+      </w:pPr>
+      <w:r>
         <w:rPr>
           <w:rFonts w:ascii="Times New Roman" w:hAnsi="Times New Roman" w:cs="Times New Roman"/>
           <w:color w:val="auto"/>
           <w:lang w:val="fr-FR"/>
         </w:rPr>
-      </w:pPr>
-      <w:r>
-        <w:rPr>
-          <w:rFonts w:ascii="Times New Roman" w:hAnsi="Times New Roman" w:cs="Times New Roman"/>
-          <w:color w:val="auto"/>
+        <w:t>Promo : Danielle</w:t>
+      </w:r>
+    </w:p>
+    <w:p>
+      <w:pPr>
+        <w:rPr>
+          <w:rFonts w:ascii="Times New Roman" w:hAnsi="Times New Roman" w:cs="Times New Roman"/>
           <w:lang w:val="fr-FR"/>
         </w:rPr>
-        <w:t>Promo : Danielle</w:t>
-      </w:r>
+      </w:pPr>
     </w:p>
     <w:p>
       <w:pPr>
@@ -319,46 +317,19 @@
     </w:p>
     <w:p>
       <w:pPr>
-        <w:rPr>
+        <w:pStyle w:val="1"/>
+        <w:rPr>
+          <w:rFonts w:ascii="Times New Roman" w:hAnsi="Times New Roman" w:cs="Times New Roman"/>
           <w:lang w:val="fr-FR"/>
         </w:rPr>
       </w:pPr>
-    </w:p>
-    <w:p>
-      <w:pPr>
-        <w:pStyle w:val="1"/>
-        <w:rPr>
+      <w:r>
+        <w:rPr>
+          <w:rFonts w:ascii="Times New Roman" w:hAnsi="Times New Roman" w:cs="Times New Roman"/>
           <w:lang w:val="fr-FR"/>
         </w:rPr>
-      </w:pPr>
-      <w:r>
-        <w:rPr>
-          <w:lang w:val="fr-FR"/>
-        </w:rPr>
-        <w:t xml:space="preserve">I. </w:t>
-      </w:r>
-      <w:proofErr w:type="spellStart"/>
-      <w:r>
-        <w:rPr>
-          <w:lang w:val="fr-FR"/>
-        </w:rPr>
-        <w:t>Personal</w:t>
-      </w:r>
-      <w:proofErr w:type="spellEnd"/>
-      <w:r>
-        <w:rPr>
-          <w:lang w:val="fr-FR"/>
-        </w:rPr>
-        <w:t xml:space="preserve"> </w:t>
-      </w:r>
-      <w:proofErr w:type="spellStart"/>
-      <w:r>
-        <w:rPr>
-          <w:lang w:val="fr-FR"/>
-        </w:rPr>
-        <w:t>presentation</w:t>
-      </w:r>
-      <w:proofErr w:type="spellEnd"/>
+        <w:t>I. Personal presentation</w:t>
+      </w:r>
     </w:p>
     <w:p>
       <w:pPr>
@@ -371,35 +342,7 @@
         <w:rPr>
           <w:lang w:val="en-US"/>
         </w:rPr>
-        <w:t xml:space="preserve">My name is Janna Gudumac. I have a background in English language, literature and translation, and I later decided to transition into the field of information technology. I completed a full-stack development training </w:t>
-      </w:r>
-      <w:proofErr w:type="spellStart"/>
-      <w:r>
-        <w:rPr>
-          <w:lang w:val="en-US"/>
-        </w:rPr>
-        <w:t>programme</w:t>
-      </w:r>
-      <w:proofErr w:type="spellEnd"/>
-      <w:r>
-        <w:rPr>
-          <w:lang w:val="en-US"/>
-        </w:rPr>
-        <w:t xml:space="preserve"> at </w:t>
-      </w:r>
-      <w:proofErr w:type="spellStart"/>
-      <w:r>
-        <w:rPr>
-          <w:lang w:val="en-US"/>
-        </w:rPr>
-        <w:t>DesCodeuses</w:t>
-      </w:r>
-      <w:proofErr w:type="spellEnd"/>
-      <w:r>
-        <w:rPr>
-          <w:lang w:val="en-US"/>
-        </w:rPr>
-        <w:t>, where I worked with technologies such as Java, Spring Boot, Angular and relational databases.</w:t>
+        <w:t>My name is Janna Gudumac. I have a background in English language, literature and translation, and I later decided to transition into the field of information technology. I completed a full-stack development training programme at DesCodeuses, where I worked with technologies such as Java, Spring Boot, Angular and relational databases.</w:t>
       </w:r>
     </w:p>
     <w:p>
@@ -440,32 +383,20 @@
         <w:rPr>
           <w:lang w:val="en-US"/>
         </w:rPr>
-        <w:t xml:space="preserve">, a full-stack web application designed to let users create shared musical spaces, </w:t>
-      </w:r>
-      <w:proofErr w:type="spellStart"/>
-      <w:r>
-        <w:rPr>
-          <w:lang w:val="en-US"/>
-        </w:rPr>
-        <w:t>organise</w:t>
-      </w:r>
-      <w:proofErr w:type="spellEnd"/>
-      <w:r>
-        <w:rPr>
-          <w:lang w:val="en-US"/>
-        </w:rPr>
-        <w:t xml:space="preserve"> music into sections and discover artists, albums and tracks through a catalogue.</w:t>
+        <w:t>, a full-stack web application designed to let users create shared musical spaces, organise music into sections and discover artists, albums and tracks through a catalogue.</w:t>
       </w:r>
     </w:p>
     <w:p>
       <w:pPr>
         <w:pStyle w:val="1"/>
         <w:rPr>
+          <w:rFonts w:ascii="Times New Roman" w:hAnsi="Times New Roman" w:cs="Times New Roman"/>
           <w:lang w:val="fr-FR"/>
         </w:rPr>
       </w:pPr>
       <w:r>
         <w:rPr>
+          <w:rFonts w:ascii="Times New Roman" w:hAnsi="Times New Roman" w:cs="Times New Roman"/>
           <w:lang w:val="fr-FR"/>
         </w:rPr>
         <w:t>II. Présentation du projet</w:t>
@@ -503,76 +434,56 @@
           <w:b w:val="0"/>
           <w:bCs w:val="0"/>
         </w:rPr>
-        <w:t xml:space="preserve">« To </w:t>
-      </w:r>
-      <w:proofErr w:type="spellStart"/>
+        <w:t>« To listen »</w:t>
+      </w:r>
+      <w:r>
+        <w:t xml:space="preserve"> et </w:t>
+      </w:r>
+      <w:r>
+        <w:rPr>
+          <w:rStyle w:val="af6"/>
+        </w:rPr>
+        <w:t xml:space="preserve">« </w:t>
+      </w:r>
       <w:r>
         <w:rPr>
           <w:rStyle w:val="af6"/>
           <w:b w:val="0"/>
           <w:bCs w:val="0"/>
         </w:rPr>
-        <w:t>listen</w:t>
-      </w:r>
-      <w:proofErr w:type="spellEnd"/>
+        <w:t>Listened</w:t>
+      </w:r>
+      <w:r>
+        <w:rPr>
+          <w:rStyle w:val="af6"/>
+        </w:rPr>
+        <w:t xml:space="preserve"> »</w:t>
+      </w:r>
+      <w:r>
+        <w:t>.</w:t>
+      </w:r>
+    </w:p>
+    <w:p>
+      <w:pPr>
+        <w:pStyle w:val="aff8"/>
+      </w:pPr>
+      <w:r>
+        <w:t>L’application dispose également d’un catalogue musical permettant de rechercher et de consulter des artistes, des albums et des morceaux. Les utilisateurs disposent d’un compte personnel avec un profil, tandis que l’accès aux murs partagés est contrôlé selon les droits du propriétaire et des membres.</w:t>
+      </w:r>
+    </w:p>
+    <w:p>
+      <w:pPr>
+        <w:pStyle w:val="aff8"/>
+      </w:pPr>
+      <w:r>
+        <w:t xml:space="preserve">Music Wall a ainsi été conçu comme une application combinant </w:t>
+      </w:r>
       <w:r>
         <w:rPr>
           <w:rStyle w:val="af6"/>
           <w:b w:val="0"/>
           <w:bCs w:val="0"/>
         </w:rPr>
-        <w:t xml:space="preserve"> »</w:t>
-      </w:r>
-      <w:r>
-        <w:t xml:space="preserve"> et </w:t>
-      </w:r>
-      <w:r>
-        <w:rPr>
-          <w:rStyle w:val="af6"/>
-        </w:rPr>
-        <w:t xml:space="preserve">« </w:t>
-      </w:r>
-      <w:proofErr w:type="spellStart"/>
-      <w:r>
-        <w:rPr>
-          <w:rStyle w:val="af6"/>
-          <w:b w:val="0"/>
-          <w:bCs w:val="0"/>
-        </w:rPr>
-        <w:t>Listened</w:t>
-      </w:r>
-      <w:proofErr w:type="spellEnd"/>
-      <w:r>
-        <w:rPr>
-          <w:rStyle w:val="af6"/>
-        </w:rPr>
-        <w:t xml:space="preserve"> »</w:t>
-      </w:r>
-      <w:r>
-        <w:t>.</w:t>
-      </w:r>
-    </w:p>
-    <w:p>
-      <w:pPr>
-        <w:pStyle w:val="aff8"/>
-      </w:pPr>
-      <w:r>
-        <w:t>L’application dispose également d’un catalogue musical permettant de rechercher et de consulter des artistes, des albums et des morceaux. Les utilisateurs disposent d’un compte personnel avec un profil, tandis que l’accès aux murs partagés est contrôlé selon les droits du propriétaire et des membres.</w:t>
-      </w:r>
-    </w:p>
-    <w:p>
-      <w:pPr>
-        <w:pStyle w:val="aff8"/>
-      </w:pPr>
-      <w:r>
-        <w:t xml:space="preserve">Music Wall a ainsi été conçu comme une application combinant </w:t>
-      </w:r>
-      <w:r>
-        <w:rPr>
-          <w:rStyle w:val="af6"/>
-          <w:b w:val="0"/>
-          <w:bCs w:val="0"/>
-        </w:rPr>
         <w:t>découverte musicale, organisation et collaboration</w:t>
       </w:r>
       <w:r>
@@ -583,53 +494,32 @@
       <w:pPr>
         <w:pStyle w:val="1"/>
         <w:rPr>
-          <w:rFonts w:ascii="Times New Roman" w:hAnsi="Times New Roman"/>
+          <w:rFonts w:ascii="Times New Roman" w:hAnsi="Times New Roman" w:cs="Times New Roman"/>
           <w:lang w:val="fr-FR"/>
         </w:rPr>
       </w:pPr>
       <w:r>
         <w:rPr>
+          <w:rFonts w:ascii="Times New Roman" w:hAnsi="Times New Roman" w:cs="Times New Roman"/>
           <w:lang w:val="fr-FR"/>
         </w:rPr>
-        <w:t xml:space="preserve">III </w:t>
-      </w:r>
-      <w:r>
-        <w:rPr>
+        <w:t>III - Cahier des charges</w:t>
+      </w:r>
+    </w:p>
+    <w:p>
+      <w:pPr>
+        <w:pStyle w:val="21"/>
+        <w:rPr>
+          <w:rFonts w:ascii="Times New Roman" w:hAnsi="Times New Roman" w:cs="Times New Roman"/>
           <w:lang w:val="fr-FR"/>
         </w:rPr>
-        <w:t xml:space="preserve">- </w:t>
-      </w:r>
-      <w:r>
-        <w:rPr>
+      </w:pPr>
+      <w:r>
+        <w:rPr>
+          <w:rFonts w:ascii="Times New Roman" w:hAnsi="Times New Roman" w:cs="Times New Roman"/>
           <w:lang w:val="fr-FR"/>
         </w:rPr>
-        <w:t>Cahier des charges</w:t>
-      </w:r>
-    </w:p>
-    <w:p>
-      <w:pPr>
-        <w:pStyle w:val="21"/>
-        <w:rPr>
-          <w:lang w:val="fr-FR"/>
-        </w:rPr>
-      </w:pPr>
-      <w:r>
-        <w:rPr>
-          <w:lang w:val="fr-FR"/>
-        </w:rPr>
-        <w:t xml:space="preserve">A </w:t>
-      </w:r>
-      <w:r>
-        <w:rPr>
-          <w:lang w:val="fr-FR"/>
-        </w:rPr>
-        <w:t>-</w:t>
-      </w:r>
-      <w:r>
-        <w:rPr>
-          <w:lang w:val="fr-FR"/>
-        </w:rPr>
-        <w:t xml:space="preserve"> Les objectifs</w:t>
+        <w:t>A - Les objectifs</w:t>
       </w:r>
     </w:p>
     <w:p>
@@ -654,23 +544,7 @@
         <w:pStyle w:val="aff8"/>
       </w:pPr>
       <w:r>
-        <w:t xml:space="preserve">Un autre objectif est de faciliter le suivi de l’écoute. Les morceaux ajoutés à un mur peuvent être associés à un statut « To </w:t>
-      </w:r>
-      <w:proofErr w:type="spellStart"/>
-      <w:r>
-        <w:t>listen</w:t>
-      </w:r>
-      <w:proofErr w:type="spellEnd"/>
-      <w:r>
-        <w:t xml:space="preserve"> » ou « </w:t>
-      </w:r>
-      <w:proofErr w:type="spellStart"/>
-      <w:r>
-        <w:t>Listened</w:t>
-      </w:r>
-      <w:proofErr w:type="spellEnd"/>
-      <w:r>
-        <w:t xml:space="preserve"> », permettant aux utilisateurs de distinguer rapidement les contenus restant à découvrir de ceux déjà écoutés.</w:t>
+        <w:t>Un autre objectif est de faciliter le suivi de l’écoute. Les morceaux ajoutés à un mur peuvent être associés à un statut « To listen » ou « Listened », permettant aux utilisateurs de distinguer rapidement les contenus restant à découvrir de ceux déjà écoutés.</w:t>
       </w:r>
     </w:p>
     <w:p>
@@ -678,15 +552,7 @@
         <w:pStyle w:val="aff8"/>
       </w:pPr>
       <w:r>
-        <w:t xml:space="preserve">Le projet vise également à proposer une navigation simple entre les différents espaces de l’application : </w:t>
-      </w:r>
-      <w:proofErr w:type="spellStart"/>
-      <w:r>
-        <w:t>dashboard</w:t>
-      </w:r>
-      <w:proofErr w:type="spellEnd"/>
-      <w:r>
-        <w:t>, murs musicaux, catalogue et profil utilisateur.</w:t>
+        <w:t>Le projet vise également à proposer une navigation simple entre les différents espaces de l’application : dashboard, murs musicaux, catalogue et profil utilisateur.</w:t>
       </w:r>
     </w:p>
     <w:p>
@@ -701,11 +567,13 @@
       <w:pPr>
         <w:pStyle w:val="21"/>
         <w:rPr>
+          <w:rFonts w:ascii="Times New Roman" w:hAnsi="Times New Roman" w:cs="Times New Roman"/>
           <w:lang w:val="fr-FR"/>
         </w:rPr>
       </w:pPr>
       <w:r>
         <w:rPr>
+          <w:rFonts w:ascii="Times New Roman" w:hAnsi="Times New Roman" w:cs="Times New Roman"/>
           <w:lang w:val="fr-FR"/>
         </w:rPr>
         <w:t>B - Cibles</w:t>
@@ -747,11 +615,13 @@
       <w:pPr>
         <w:pStyle w:val="21"/>
         <w:rPr>
+          <w:rFonts w:ascii="Times New Roman" w:hAnsi="Times New Roman" w:cs="Times New Roman"/>
           <w:lang w:val="fr-FR"/>
         </w:rPr>
       </w:pPr>
       <w:r>
         <w:rPr>
+          <w:rFonts w:ascii="Times New Roman" w:hAnsi="Times New Roman" w:cs="Times New Roman"/>
           <w:lang w:val="fr-FR"/>
         </w:rPr>
         <w:t>C - Exigences fonctionnelles</w:t>
@@ -761,11 +631,13 @@
       <w:pPr>
         <w:pStyle w:val="31"/>
         <w:rPr>
+          <w:rFonts w:ascii="Times New Roman" w:hAnsi="Times New Roman" w:cs="Times New Roman"/>
           <w:lang w:val="fr-FR"/>
         </w:rPr>
       </w:pPr>
       <w:r>
         <w:rPr>
+          <w:rFonts w:ascii="Times New Roman" w:hAnsi="Times New Roman" w:cs="Times New Roman"/>
           <w:lang w:val="fr-FR"/>
         </w:rPr>
         <w:t>1 - Utilisateur non authentifié</w:t>
@@ -811,11 +683,13 @@
       <w:pPr>
         <w:pStyle w:val="31"/>
         <w:rPr>
+          <w:rFonts w:ascii="Times New Roman" w:hAnsi="Times New Roman" w:cs="Times New Roman"/>
           <w:lang w:val="fr-FR"/>
         </w:rPr>
       </w:pPr>
       <w:r>
         <w:rPr>
+          <w:rFonts w:ascii="Times New Roman" w:hAnsi="Times New Roman" w:cs="Times New Roman"/>
           <w:lang w:val="fr-FR"/>
         </w:rPr>
         <w:t>2 - Utilisateur authentifié</w:t>
@@ -834,15 +708,7 @@
         <w:pStyle w:val="aff8"/>
       </w:pPr>
       <w:r>
-        <w:t xml:space="preserve">• accéder à son </w:t>
-      </w:r>
-      <w:proofErr w:type="spellStart"/>
-      <w:r>
-        <w:t>dashboard</w:t>
-      </w:r>
-      <w:proofErr w:type="spellEnd"/>
-      <w:r>
-        <w:t xml:space="preserve"> ;</w:t>
+        <w:t>• accéder à son dashboard ;</w:t>
       </w:r>
       <w:r>
         <w:br/>
@@ -858,13 +724,13 @@
       </w:r>
       <w:r>
         <w:br/>
+        <w:t>• rechercher des artistes, des albums et des morceaux ;</w:t>
+      </w:r>
+      <w:r>
+        <w:br/>
       </w:r>
       <w:r>
         <w:lastRenderedPageBreak/>
-        <w:t>• rechercher des artistes, des albums et des morceaux ;</w:t>
-      </w:r>
-      <w:r>
-        <w:br/>
         <w:t>• consulter les informations détaillées d’un artiste, d’un album ou d’un morceau ;</w:t>
       </w:r>
       <w:r>
@@ -892,11 +758,13 @@
       <w:pPr>
         <w:pStyle w:val="31"/>
         <w:rPr>
+          <w:rFonts w:ascii="Times New Roman" w:hAnsi="Times New Roman" w:cs="Times New Roman"/>
           <w:lang w:val="fr-FR"/>
         </w:rPr>
       </w:pPr>
       <w:r>
         <w:rPr>
+          <w:rFonts w:ascii="Times New Roman" w:hAnsi="Times New Roman" w:cs="Times New Roman"/>
           <w:lang w:val="fr-FR"/>
         </w:rPr>
         <w:t>3 - Propriétaire d’un mur</w:t>
@@ -982,11 +850,13 @@
       <w:pPr>
         <w:pStyle w:val="31"/>
         <w:rPr>
+          <w:rFonts w:ascii="Times New Roman" w:hAnsi="Times New Roman" w:cs="Times New Roman"/>
           <w:lang w:val="fr-FR"/>
         </w:rPr>
       </w:pPr>
       <w:r>
         <w:rPr>
+          <w:rFonts w:ascii="Times New Roman" w:hAnsi="Times New Roman" w:cs="Times New Roman"/>
           <w:lang w:val="fr-FR"/>
         </w:rPr>
         <w:t>4 - Membre d’un mur</w:t>
@@ -1028,11 +898,13 @@
       <w:pPr>
         <w:pStyle w:val="31"/>
         <w:rPr>
+          <w:rFonts w:ascii="Times New Roman" w:hAnsi="Times New Roman" w:cs="Times New Roman"/>
           <w:lang w:val="fr-FR"/>
         </w:rPr>
       </w:pPr>
       <w:r>
         <w:rPr>
+          <w:rFonts w:ascii="Times New Roman" w:hAnsi="Times New Roman" w:cs="Times New Roman"/>
           <w:lang w:val="fr-FR"/>
         </w:rPr>
         <w:t>5 - Catalogue musical</w:t>
@@ -1067,9 +939,6 @@
       </w:r>
       <w:r>
         <w:br/>
-      </w:r>
-      <w:r>
-        <w:lastRenderedPageBreak/>
         <w:t>• des morceaux ;</w:t>
       </w:r>
       <w:r>
@@ -1082,6 +951,7 @@
         <w:pStyle w:val="aff8"/>
       </w:pPr>
       <w:r>
+        <w:lastRenderedPageBreak/>
         <w:t>L’utilisateur doit pouvoir effectuer une recherche et filtrer les résultats par type : tous les résultats, artistes, albums ou morceaux.</w:t>
       </w:r>
     </w:p>
@@ -1097,11 +967,13 @@
       <w:pPr>
         <w:pStyle w:val="31"/>
         <w:rPr>
+          <w:rFonts w:ascii="Times New Roman" w:hAnsi="Times New Roman" w:cs="Times New Roman"/>
           <w:lang w:val="fr-FR"/>
         </w:rPr>
       </w:pPr>
       <w:r>
         <w:rPr>
+          <w:rFonts w:ascii="Times New Roman" w:hAnsi="Times New Roman" w:cs="Times New Roman"/>
           <w:lang w:val="fr-FR"/>
         </w:rPr>
         <w:t>6 - Confidentialité</w:t>
@@ -1164,19 +1036,19 @@
           <w:szCs w:val="24"/>
           <w:lang w:val="fr-FR" w:eastAsia="fr-FR"/>
         </w:rPr>
-        <w:t xml:space="preserve">L’accès aux murs doit être contrôlé côté backend. Il ne suffit pas de masquer une fonctionnalité dans l’interface </w:t>
-      </w:r>
-      <w:proofErr w:type="spellStart"/>
-      <w:r>
+        <w:t>L’accès aux murs doit être contrôlé côté backend. Il ne suffit pas de masquer une fonctionnalité dans l’interface Angular : le serveur doit vérifier que l’utilisateur authentifié possède réellement les droits nécessaires.</w:t>
+      </w:r>
+    </w:p>
+    <w:p>
+      <w:pPr>
+        <w:spacing w:before="100" w:beforeAutospacing="1" w:after="100" w:afterAutospacing="1" w:line="240" w:lineRule="auto"/>
         <w:rPr>
           <w:rFonts w:ascii="Times New Roman" w:eastAsia="Times New Roman" w:hAnsi="Times New Roman" w:cs="Times New Roman"/>
           <w:sz w:val="24"/>
           <w:szCs w:val="24"/>
           <w:lang w:val="fr-FR" w:eastAsia="fr-FR"/>
         </w:rPr>
-        <w:t>Angular</w:t>
-      </w:r>
-      <w:proofErr w:type="spellEnd"/>
+      </w:pPr>
       <w:r>
         <w:rPr>
           <w:rFonts w:ascii="Times New Roman" w:eastAsia="Times New Roman" w:hAnsi="Times New Roman" w:cs="Times New Roman"/>
@@ -1184,7 +1056,7 @@
           <w:szCs w:val="24"/>
           <w:lang w:val="fr-FR" w:eastAsia="fr-FR"/>
         </w:rPr>
-        <w:t xml:space="preserve"> : le serveur doit vérifier que l’utilisateur authentifié possède réellement les droits nécessaires.</w:t>
+        <w:t>Les requêtes authentifiées vers l’API doivent inclure un token JWT.</w:t>
       </w:r>
     </w:p>
     <w:p>
@@ -1204,19 +1076,19 @@
           <w:szCs w:val="24"/>
           <w:lang w:val="fr-FR" w:eastAsia="fr-FR"/>
         </w:rPr>
-        <w:t xml:space="preserve">Les requêtes authentifiées vers l’API doivent inclure un </w:t>
-      </w:r>
-      <w:proofErr w:type="spellStart"/>
-      <w:r>
+        <w:t>Dans l'interface Angular, les pages du catalogue et des profils sont accessibles après authentification. Au niveau de l'API, certaines opérations de lecture du catalogue et des profils sont publiques, tandis que les opérations de modification ainsi que l'accès aux murs musicaux nécessitent une authentification.</w:t>
+      </w:r>
+    </w:p>
+    <w:p>
+      <w:pPr>
+        <w:spacing w:before="100" w:beforeAutospacing="1" w:after="100" w:afterAutospacing="1" w:line="240" w:lineRule="auto"/>
         <w:rPr>
           <w:rFonts w:ascii="Times New Roman" w:eastAsia="Times New Roman" w:hAnsi="Times New Roman" w:cs="Times New Roman"/>
           <w:sz w:val="24"/>
           <w:szCs w:val="24"/>
           <w:lang w:val="fr-FR" w:eastAsia="fr-FR"/>
         </w:rPr>
-        <w:t>token</w:t>
-      </w:r>
-      <w:proofErr w:type="spellEnd"/>
+      </w:pPr>
       <w:r>
         <w:rPr>
           <w:rFonts w:ascii="Times New Roman" w:eastAsia="Times New Roman" w:hAnsi="Times New Roman" w:cs="Times New Roman"/>
@@ -1224,98 +1096,20 @@
           <w:szCs w:val="24"/>
           <w:lang w:val="fr-FR" w:eastAsia="fr-FR"/>
         </w:rPr>
-        <w:t xml:space="preserve"> JWT.</w:t>
-      </w:r>
-    </w:p>
-    <w:p>
-      <w:pPr>
-        <w:spacing w:before="100" w:beforeAutospacing="1" w:after="100" w:afterAutospacing="1" w:line="240" w:lineRule="auto"/>
-        <w:rPr>
-          <w:rFonts w:ascii="Times New Roman" w:eastAsia="Times New Roman" w:hAnsi="Times New Roman" w:cs="Times New Roman"/>
-          <w:sz w:val="24"/>
-          <w:szCs w:val="24"/>
-          <w:lang w:val="fr-FR" w:eastAsia="fr-FR"/>
-        </w:rPr>
-      </w:pPr>
-      <w:r>
-        <w:rPr>
-          <w:rFonts w:ascii="Times New Roman" w:eastAsia="Times New Roman" w:hAnsi="Times New Roman" w:cs="Times New Roman"/>
-          <w:sz w:val="24"/>
-          <w:szCs w:val="24"/>
-          <w:lang w:val="fr-FR" w:eastAsia="fr-FR"/>
-        </w:rPr>
-        <w:t xml:space="preserve">Dans l'interface </w:t>
-      </w:r>
-      <w:proofErr w:type="spellStart"/>
-      <w:r>
-        <w:rPr>
-          <w:rFonts w:ascii="Times New Roman" w:eastAsia="Times New Roman" w:hAnsi="Times New Roman" w:cs="Times New Roman"/>
-          <w:sz w:val="24"/>
-          <w:szCs w:val="24"/>
-          <w:lang w:val="fr-FR" w:eastAsia="fr-FR"/>
-        </w:rPr>
-        <w:t>Angular</w:t>
-      </w:r>
-      <w:proofErr w:type="spellEnd"/>
-      <w:r>
-        <w:rPr>
-          <w:rFonts w:ascii="Times New Roman" w:eastAsia="Times New Roman" w:hAnsi="Times New Roman" w:cs="Times New Roman"/>
-          <w:sz w:val="24"/>
-          <w:szCs w:val="24"/>
-          <w:lang w:val="fr-FR" w:eastAsia="fr-FR"/>
-        </w:rPr>
-        <w:t>, les pages du catalogue et des profils sont accessibles après authentification. Au niveau de l'API, certaines opérations de lecture du catalogue et des profils sont publiques, tandis que les opérations de modification ainsi que l'accès aux murs musicaux nécessitent une authentification.</w:t>
-      </w:r>
-    </w:p>
-    <w:p>
-      <w:pPr>
-        <w:spacing w:before="100" w:beforeAutospacing="1" w:after="100" w:afterAutospacing="1" w:line="240" w:lineRule="auto"/>
-        <w:rPr>
-          <w:rFonts w:ascii="Times New Roman" w:eastAsia="Times New Roman" w:hAnsi="Times New Roman" w:cs="Times New Roman"/>
-          <w:sz w:val="24"/>
-          <w:szCs w:val="24"/>
-          <w:lang w:val="fr-FR" w:eastAsia="fr-FR"/>
-        </w:rPr>
-      </w:pPr>
-      <w:r>
-        <w:rPr>
-          <w:rFonts w:ascii="Times New Roman" w:eastAsia="Times New Roman" w:hAnsi="Times New Roman" w:cs="Times New Roman"/>
-          <w:sz w:val="24"/>
-          <w:szCs w:val="24"/>
-          <w:lang w:val="fr-FR" w:eastAsia="fr-FR"/>
-        </w:rPr>
-        <w:t xml:space="preserve">Les données sensibles de configuration, telles que la clé utilisée pour signer les </w:t>
-      </w:r>
-      <w:proofErr w:type="spellStart"/>
-      <w:r>
-        <w:rPr>
-          <w:rFonts w:ascii="Times New Roman" w:eastAsia="Times New Roman" w:hAnsi="Times New Roman" w:cs="Times New Roman"/>
-          <w:sz w:val="24"/>
-          <w:szCs w:val="24"/>
-          <w:lang w:val="fr-FR" w:eastAsia="fr-FR"/>
-        </w:rPr>
-        <w:t>tokens</w:t>
-      </w:r>
-      <w:proofErr w:type="spellEnd"/>
-      <w:r>
-        <w:rPr>
-          <w:rFonts w:ascii="Times New Roman" w:eastAsia="Times New Roman" w:hAnsi="Times New Roman" w:cs="Times New Roman"/>
-          <w:sz w:val="24"/>
-          <w:szCs w:val="24"/>
-          <w:lang w:val="fr-FR" w:eastAsia="fr-FR"/>
-        </w:rPr>
-        <w:t xml:space="preserve"> ou les mots de passe de la base de données, ne doivent pas être intégrées directement au code source public.</w:t>
+        <w:t>Les données sensibles de configuration, telles que la clé utilisée pour signer les tokens ou les mots de passe de la base de données, ne doivent pas être intégrées directement au code source public.</w:t>
       </w:r>
     </w:p>
     <w:p>
       <w:pPr>
         <w:pStyle w:val="31"/>
         <w:rPr>
+          <w:rFonts w:ascii="Times New Roman" w:hAnsi="Times New Roman" w:cs="Times New Roman"/>
           <w:lang w:val="fr-FR"/>
         </w:rPr>
       </w:pPr>
       <w:r>
         <w:rPr>
+          <w:rFonts w:ascii="Times New Roman" w:hAnsi="Times New Roman" w:cs="Times New Roman"/>
           <w:lang w:val="fr-FR"/>
         </w:rPr>
         <w:t>7 - Droits d’accès</w:t>
@@ -1361,13 +1155,8 @@
           <w:numId w:val="26"/>
         </w:numPr>
       </w:pPr>
-      <w:proofErr w:type="gramStart"/>
-      <w:r>
-        <w:t>propriétaire</w:t>
-      </w:r>
-      <w:proofErr w:type="gramEnd"/>
-      <w:r>
-        <w:t xml:space="preserve"> : peut modifier le mur, personnaliser son apparence, le supprimer, ajouter ou retirer des membres et gérer son contenu ;</w:t>
+      <w:r>
+        <w:t>propriétaire : peut modifier le mur, personnaliser son apparence, le supprimer, ajouter ou retirer des membres et gérer son contenu ;</w:t>
       </w:r>
     </w:p>
     <w:p>
@@ -1378,13 +1167,8 @@
           <w:numId w:val="26"/>
         </w:numPr>
       </w:pPr>
-      <w:proofErr w:type="gramStart"/>
-      <w:r>
-        <w:t>membre</w:t>
-      </w:r>
-      <w:proofErr w:type="gramEnd"/>
-      <w:r>
-        <w:t xml:space="preserve"> : peut accéder au mur et gérer les sections, les éléments musicaux et leur statut d'écoute ;</w:t>
+      <w:r>
+        <w:t>membre : peut accéder au mur et gérer les sections, les éléments musicaux et leur statut d'écoute ;</w:t>
       </w:r>
     </w:p>
     <w:p>
@@ -1395,13 +1179,8 @@
           <w:numId w:val="26"/>
         </w:numPr>
       </w:pPr>
-      <w:proofErr w:type="gramStart"/>
-      <w:r>
-        <w:t>autre</w:t>
-      </w:r>
-      <w:proofErr w:type="gramEnd"/>
-      <w:r>
-        <w:t xml:space="preserve"> utilisateur : ne peut pas accéder au mur s'il n'en est ni propriétaire ni membre.</w:t>
+      <w:r>
+        <w:t>autre utilisateur : ne peut pas accéder au mur s'il n'en est ni propriétaire ni membre.</w:t>
       </w:r>
     </w:p>
     <w:p>
@@ -1416,15 +1195,33 @@
       <w:pPr>
         <w:pStyle w:val="31"/>
         <w:rPr>
+          <w:rFonts w:ascii="Times New Roman" w:hAnsi="Times New Roman" w:cs="Times New Roman"/>
           <w:lang w:val="fr-FR"/>
         </w:rPr>
       </w:pPr>
       <w:r>
         <w:rPr>
+          <w:rFonts w:ascii="Times New Roman" w:hAnsi="Times New Roman" w:cs="Times New Roman"/>
           <w:lang w:val="fr-FR"/>
         </w:rPr>
+        <w:t>8 - Authentification</w:t>
+      </w:r>
+    </w:p>
+    <w:p>
+      <w:pPr>
+        <w:pStyle w:val="aff8"/>
+      </w:pPr>
+      <w:r>
+        <w:t>L’authentification de Music Wall repose sur Spring Security et les JSON Web Tokens.</w:t>
+      </w:r>
+    </w:p>
+    <w:p>
+      <w:pPr>
+        <w:pStyle w:val="aff8"/>
+      </w:pPr>
+      <w:r>
         <w:lastRenderedPageBreak/>
-        <w:t>8 - Authentification</w:t>
+        <w:t>Lors de l’inscription, le backend valide les informations reçues, vérifie que le nom d’utilisateur est disponible et encode le mot de passe avec BCrypt avant de créer l’utilisateur dans la base de données.</w:t>
       </w:r>
     </w:p>
     <w:p>
@@ -1432,15 +1229,7 @@
         <w:pStyle w:val="aff8"/>
       </w:pPr>
       <w:r>
-        <w:t xml:space="preserve">L’authentification de Music Wall repose sur Spring Security et les JSON Web </w:t>
-      </w:r>
-      <w:proofErr w:type="spellStart"/>
-      <w:r>
-        <w:t>Tokens</w:t>
-      </w:r>
-      <w:proofErr w:type="spellEnd"/>
-      <w:r>
-        <w:t>.</w:t>
+        <w:t>La longueur minimale demandée lors de la création ou du changement d’un mot de passe est de huit caractères.</w:t>
       </w:r>
     </w:p>
     <w:p>
@@ -1448,15 +1237,7 @@
         <w:pStyle w:val="aff8"/>
       </w:pPr>
       <w:r>
-        <w:t xml:space="preserve">Lors de l’inscription, le backend valide les informations reçues, vérifie que le nom d’utilisateur est disponible et encode le mot de passe avec </w:t>
-      </w:r>
-      <w:proofErr w:type="spellStart"/>
-      <w:r>
-        <w:t>BCrypt</w:t>
-      </w:r>
-      <w:proofErr w:type="spellEnd"/>
-      <w:r>
-        <w:t xml:space="preserve"> avant de créer l’utilisateur dans la base de données.</w:t>
+        <w:t>Lors de la connexion, Spring Security vérifie les identifiants. Si l’authentification réussit, le backend génère un JWT contenant l’identité de l’utilisateur.</w:t>
       </w:r>
     </w:p>
     <w:p>
@@ -1464,7 +1245,7 @@
         <w:pStyle w:val="aff8"/>
       </w:pPr>
       <w:r>
-        <w:t>La longueur minimale demandée lors de la création ou du changement d’un mot de passe est de huit caractères.</w:t>
+        <w:t>Le frontend conserve le token et l’ajoute automatiquement aux requêtes protégées dans le header HTTP :</w:t>
       </w:r>
     </w:p>
     <w:p>
@@ -1472,7 +1253,7 @@
         <w:pStyle w:val="aff8"/>
       </w:pPr>
       <w:r>
-        <w:t>Lors de la connexion, Spring Security vérifie les identifiants. Si l’authentification réussit, le backend génère un JWT contenant l’identité de l’utilisateur.</w:t>
+        <w:t>Authorization: Bearer &lt;token&gt;</w:t>
       </w:r>
     </w:p>
     <w:p>
@@ -1480,49 +1261,75 @@
         <w:pStyle w:val="aff8"/>
       </w:pPr>
       <w:r>
-        <w:t xml:space="preserve">Le frontend conserve le </w:t>
-      </w:r>
-      <w:proofErr w:type="spellStart"/>
-      <w:r>
-        <w:t>token</w:t>
-      </w:r>
-      <w:proofErr w:type="spellEnd"/>
-      <w:r>
-        <w:t xml:space="preserve"> et l’ajoute automatiquement aux requêtes protégées dans le header HTTP :</w:t>
+        <w:t>Côté backend, un filtre JWT intercepte les requêtes, vérifie la validité du token et charge l’utilisateur authentifié dans le SecurityContext de Spring Security.</w:t>
       </w:r>
     </w:p>
     <w:p>
       <w:pPr>
         <w:pStyle w:val="aff8"/>
       </w:pPr>
-      <w:proofErr w:type="spellStart"/>
-      <w:proofErr w:type="gramStart"/>
-      <w:r>
-        <w:t>Authorization</w:t>
-      </w:r>
-      <w:proofErr w:type="spellEnd"/>
-      <w:r>
-        <w:t>:</w:t>
-      </w:r>
-      <w:proofErr w:type="gramEnd"/>
-      <w:r>
-        <w:t xml:space="preserve"> </w:t>
-      </w:r>
-      <w:proofErr w:type="spellStart"/>
-      <w:r>
-        <w:t>Bearer</w:t>
-      </w:r>
-      <w:proofErr w:type="spellEnd"/>
-      <w:r>
-        <w:t xml:space="preserve"> &lt;</w:t>
-      </w:r>
-      <w:proofErr w:type="spellStart"/>
-      <w:r>
-        <w:t>token</w:t>
-      </w:r>
-      <w:proofErr w:type="spellEnd"/>
-      <w:r>
-        <w:t>&gt;</w:t>
+      <w:r>
+        <w:t>Les endpoints protégés ne sont accessibles que lorsqu’une authentification valide est présente.</w:t>
+      </w:r>
+    </w:p>
+    <w:p>
+      <w:pPr>
+        <w:pStyle w:val="21"/>
+        <w:rPr>
+          <w:rFonts w:ascii="Times New Roman" w:hAnsi="Times New Roman" w:cs="Times New Roman"/>
+          <w:lang w:val="fr-FR"/>
+        </w:rPr>
+      </w:pPr>
+      <w:r>
+        <w:rPr>
+          <w:rFonts w:ascii="Times New Roman" w:hAnsi="Times New Roman" w:cs="Times New Roman"/>
+          <w:lang w:val="fr-FR"/>
+        </w:rPr>
+        <w:t xml:space="preserve">D </w:t>
+      </w:r>
+      <w:r>
+        <w:rPr>
+          <w:rFonts w:ascii="Times New Roman" w:hAnsi="Times New Roman" w:cs="Times New Roman"/>
+          <w:lang w:val="fr-FR"/>
+        </w:rPr>
+        <w:t>-</w:t>
+      </w:r>
+      <w:r>
+        <w:rPr>
+          <w:rFonts w:ascii="Times New Roman" w:hAnsi="Times New Roman" w:cs="Times New Roman"/>
+          <w:lang w:val="fr-FR"/>
+        </w:rPr>
+        <w:t xml:space="preserve"> Exigences et choix techniques</w:t>
+      </w:r>
+    </w:p>
+    <w:p>
+      <w:pPr>
+        <w:pStyle w:val="31"/>
+        <w:rPr>
+          <w:rFonts w:ascii="Times New Roman" w:hAnsi="Times New Roman" w:cs="Times New Roman"/>
+          <w:lang w:val="fr-FR"/>
+        </w:rPr>
+      </w:pPr>
+      <w:r>
+        <w:rPr>
+          <w:rFonts w:ascii="Times New Roman" w:hAnsi="Times New Roman" w:cs="Times New Roman"/>
+          <w:lang w:val="fr-FR"/>
+        </w:rPr>
+        <w:t xml:space="preserve">1 </w:t>
+      </w:r>
+      <w:r>
+        <w:rPr>
+          <w:rFonts w:ascii="Times New Roman" w:hAnsi="Times New Roman" w:cs="Times New Roman"/>
+          <w:lang w:val="fr-FR"/>
+        </w:rPr>
+        <w:t>-</w:t>
+      </w:r>
+      <w:r>
+        <w:rPr>
+          <w:rFonts w:ascii="Times New Roman" w:hAnsi="Times New Roman" w:cs="Times New Roman"/>
+          <w:lang w:val="fr-FR"/>
+        </w:rPr>
+        <w:t xml:space="preserve"> Exigences</w:t>
       </w:r>
     </w:p>
     <w:p>
@@ -1530,23 +1337,7 @@
         <w:pStyle w:val="aff8"/>
       </w:pPr>
       <w:r>
-        <w:t xml:space="preserve">Côté backend, un filtre JWT intercepte les requêtes, vérifie la validité du </w:t>
-      </w:r>
-      <w:proofErr w:type="spellStart"/>
-      <w:r>
-        <w:t>token</w:t>
-      </w:r>
-      <w:proofErr w:type="spellEnd"/>
-      <w:r>
-        <w:t xml:space="preserve"> et charge l’utilisateur authentifié dans le </w:t>
-      </w:r>
-      <w:proofErr w:type="spellStart"/>
-      <w:r>
-        <w:t>SecurityContext</w:t>
-      </w:r>
-      <w:proofErr w:type="spellEnd"/>
-      <w:r>
-        <w:t xml:space="preserve"> de Spring Security.</w:t>
+        <w:t>L’application doit être utilisable sur les navigateurs web modernes, notamment Google Chrome, Mozilla Firefox et Microsoft Edge.</w:t>
       </w:r>
     </w:p>
     <w:p>
@@ -1554,67 +1345,69 @@
         <w:pStyle w:val="aff8"/>
       </w:pPr>
       <w:r>
-        <w:t xml:space="preserve">Les </w:t>
-      </w:r>
-      <w:proofErr w:type="spellStart"/>
-      <w:r>
-        <w:t>endpoints</w:t>
-      </w:r>
-      <w:proofErr w:type="spellEnd"/>
-      <w:r>
-        <w:t xml:space="preserve"> protégés ne sont accessibles que lorsqu’une authentification valide est présente.</w:t>
-      </w:r>
-    </w:p>
-    <w:p>
-      <w:pPr>
-        <w:pStyle w:val="21"/>
-        <w:rPr>
+        <w:t>L’interface doit être responsive et s’adapter aux différentes tailles d’écran.</w:t>
+      </w:r>
+    </w:p>
+    <w:p>
+      <w:pPr>
+        <w:pStyle w:val="aff8"/>
+      </w:pPr>
+      <w:r>
+        <w:t>Le concept principal de Music Wall étant particulièrement adapté à un affichage large, l’interface a d’abord été structurée pour desktop, puis adaptée progressivement aux écrans plus petits.</w:t>
+      </w:r>
+    </w:p>
+    <w:p>
+      <w:pPr>
+        <w:pStyle w:val="aff8"/>
+      </w:pPr>
+      <w:r>
+        <w:t>Des adaptations spécifiques ont été mises en place pour les smartphones : navigation inférieure fixe, réorganisation des actions, retour à la ligne des contenus longs, adaptation des cartes et réduction de certains espaces et éléments visuels.</w:t>
+      </w:r>
+    </w:p>
+    <w:p>
+      <w:pPr>
+        <w:pStyle w:val="aff8"/>
+      </w:pPr>
+      <w:r>
+        <w:t>L’interface doit conserver une bonne lisibilité, éviter les débordements horizontaux et laisser les principales actions accessibles sur les petits écrans.</w:t>
+      </w:r>
+    </w:p>
+    <w:p>
+      <w:pPr>
+        <w:pStyle w:val="aff8"/>
+      </w:pPr>
+      <w:r>
+        <w:t>Les formulaires doivent proposer des labels et des messages d’erreur compréhensibles.</w:t>
+      </w:r>
+    </w:p>
+    <w:p>
+      <w:pPr>
+        <w:pStyle w:val="31"/>
+        <w:rPr>
+          <w:rFonts w:ascii="Times New Roman" w:hAnsi="Times New Roman" w:cs="Times New Roman"/>
           <w:lang w:val="fr-FR"/>
         </w:rPr>
       </w:pPr>
       <w:r>
         <w:rPr>
+          <w:rFonts w:ascii="Times New Roman" w:hAnsi="Times New Roman" w:cs="Times New Roman"/>
           <w:lang w:val="fr-FR"/>
         </w:rPr>
-        <w:t xml:space="preserve">D </w:t>
-      </w:r>
-      <w:r>
-        <w:rPr>
+        <w:t xml:space="preserve">2 </w:t>
+      </w:r>
+      <w:r>
+        <w:rPr>
+          <w:rFonts w:ascii="Times New Roman" w:hAnsi="Times New Roman" w:cs="Times New Roman"/>
           <w:lang w:val="fr-FR"/>
         </w:rPr>
         <w:t>-</w:t>
       </w:r>
       <w:r>
         <w:rPr>
+          <w:rFonts w:ascii="Times New Roman" w:hAnsi="Times New Roman" w:cs="Times New Roman"/>
           <w:lang w:val="fr-FR"/>
         </w:rPr>
-        <w:t xml:space="preserve"> Exigences et choix techniques</w:t>
-      </w:r>
-    </w:p>
-    <w:p>
-      <w:pPr>
-        <w:pStyle w:val="31"/>
-        <w:rPr>
-          <w:lang w:val="fr-FR"/>
-        </w:rPr>
-      </w:pPr>
-      <w:r>
-        <w:rPr>
-          <w:lang w:val="fr-FR"/>
-        </w:rPr>
-        <w:t xml:space="preserve">1 </w:t>
-      </w:r>
-      <w:r>
-        <w:rPr>
-          <w:lang w:val="fr-FR"/>
-        </w:rPr>
-        <w:t>-</w:t>
-      </w:r>
-      <w:r>
-        <w:rPr>
-          <w:lang w:val="fr-FR"/>
-        </w:rPr>
-        <w:t xml:space="preserve"> Exigences</w:t>
+        <w:t xml:space="preserve"> Choix techniques</w:t>
       </w:r>
     </w:p>
     <w:p>
@@ -1622,7 +1415,7 @@
         <w:pStyle w:val="aff8"/>
       </w:pPr>
       <w:r>
-        <w:t>L’application doit être utilisable sur les navigateurs web modernes, notamment Google Chrome, Mozilla Firefox et Microsoft Edge.</w:t>
+        <w:t>Le frontend de Music Wall est développé avec Angular et TypeScript.</w:t>
       </w:r>
     </w:p>
     <w:p>
@@ -1630,7 +1423,7 @@
         <w:pStyle w:val="aff8"/>
       </w:pPr>
       <w:r>
-        <w:t>L’interface doit être responsive et s’adapter aux différentes tailles d’écran.</w:t>
+        <w:t>Angular a été choisi pour son organisation par composants, son système de routing, ses services HTTP, ses formulaires, ses guards et ses interceptors. TypeScript apporte un typage statique qui facilite la détection d’erreurs pendant le développement.</w:t>
       </w:r>
     </w:p>
     <w:p>
@@ -1638,7 +1431,7 @@
         <w:pStyle w:val="aff8"/>
       </w:pPr>
       <w:r>
-        <w:t>Le concept principal de Music Wall étant particulièrement adapté à un affichage large, l’interface a d’abord été structurée pour desktop, puis adaptée progressivement aux écrans plus petits.</w:t>
+        <w:t>Le style de l’interface est principalement réalisé avec des feuilles CSS propres aux composants. Ce choix permet de personnaliser précisément l’identité visuelle de Music Wall et d’adapter les différents composants aux besoins responsive de l’application.</w:t>
       </w:r>
     </w:p>
     <w:p>
@@ -1646,7 +1439,7 @@
         <w:pStyle w:val="aff8"/>
       </w:pPr>
       <w:r>
-        <w:t>Des adaptations spécifiques ont été mises en place pour les smartphones : navigation inférieure fixe, réorganisation des actions, retour à la ligne des contenus longs, adaptation des cartes et réduction de certains espaces et éléments visuels.</w:t>
+        <w:t>Le backend est développé en Java avec Spring Boot.</w:t>
       </w:r>
     </w:p>
     <w:p>
@@ -1654,142 +1447,7 @@
         <w:pStyle w:val="aff8"/>
       </w:pPr>
       <w:r>
-        <w:t>L’interface doit conserver une bonne lisibilité, éviter les débordements horizontaux et laisser les principales actions accessibles sur les petits écrans.</w:t>
-      </w:r>
-    </w:p>
-    <w:p>
-      <w:pPr>
-        <w:pStyle w:val="aff8"/>
-      </w:pPr>
-      <w:r>
-        <w:t>Les formulaires doivent proposer des labels et des messages d’erreur compréhensibles.</w:t>
-      </w:r>
-    </w:p>
-    <w:p>
-      <w:pPr>
-        <w:pStyle w:val="31"/>
-        <w:rPr>
-          <w:lang w:val="fr-FR"/>
-        </w:rPr>
-      </w:pPr>
-      <w:r>
-        <w:rPr>
-          <w:lang w:val="fr-FR"/>
-        </w:rPr>
-        <w:t xml:space="preserve">2 </w:t>
-      </w:r>
-      <w:r>
-        <w:rPr>
-          <w:lang w:val="fr-FR"/>
-        </w:rPr>
-        <w:t>-</w:t>
-      </w:r>
-      <w:r>
-        <w:rPr>
-          <w:lang w:val="fr-FR"/>
-        </w:rPr>
-        <w:t xml:space="preserve"> Choix techniques</w:t>
-      </w:r>
-    </w:p>
-    <w:p>
-      <w:pPr>
-        <w:pStyle w:val="aff8"/>
-      </w:pPr>
-      <w:r>
-        <w:t xml:space="preserve">Le frontend de Music Wall est développé avec </w:t>
-      </w:r>
-      <w:proofErr w:type="spellStart"/>
-      <w:r>
-        <w:t>Angular</w:t>
-      </w:r>
-      <w:proofErr w:type="spellEnd"/>
-      <w:r>
-        <w:t xml:space="preserve"> et </w:t>
-      </w:r>
-      <w:proofErr w:type="spellStart"/>
-      <w:r>
-        <w:t>TypeScript</w:t>
-      </w:r>
-      <w:proofErr w:type="spellEnd"/>
-      <w:r>
-        <w:t>.</w:t>
-      </w:r>
-    </w:p>
-    <w:p>
-      <w:pPr>
-        <w:pStyle w:val="aff8"/>
-      </w:pPr>
-      <w:proofErr w:type="spellStart"/>
-      <w:r>
-        <w:t>Angular</w:t>
-      </w:r>
-      <w:proofErr w:type="spellEnd"/>
-      <w:r>
-        <w:t xml:space="preserve"> a été choisi pour son organisation par composants, son système de </w:t>
-      </w:r>
-      <w:proofErr w:type="spellStart"/>
-      <w:r>
-        <w:t>routing</w:t>
-      </w:r>
-      <w:proofErr w:type="spellEnd"/>
-      <w:r>
-        <w:t xml:space="preserve">, ses services HTTP, ses formulaires, ses </w:t>
-      </w:r>
-      <w:proofErr w:type="spellStart"/>
-      <w:r>
-        <w:t>guards</w:t>
-      </w:r>
-      <w:proofErr w:type="spellEnd"/>
-      <w:r>
-        <w:t xml:space="preserve"> et ses </w:t>
-      </w:r>
-      <w:proofErr w:type="spellStart"/>
-      <w:r>
-        <w:t>interceptors</w:t>
-      </w:r>
-      <w:proofErr w:type="spellEnd"/>
-      <w:r>
-        <w:t xml:space="preserve">. </w:t>
-      </w:r>
-      <w:proofErr w:type="spellStart"/>
-      <w:r>
-        <w:t>TypeScript</w:t>
-      </w:r>
-      <w:proofErr w:type="spellEnd"/>
-      <w:r>
-        <w:t xml:space="preserve"> apporte un typage statique qui facilite la détection d’erreurs pendant le développement.</w:t>
-      </w:r>
-    </w:p>
-    <w:p>
-      <w:pPr>
-        <w:pStyle w:val="aff8"/>
-      </w:pPr>
-      <w:r>
         <w:lastRenderedPageBreak/>
-        <w:t xml:space="preserve">Le style de l’interface est principalement réalisé avec des feuilles CSS propres aux composants. Ce choix permet de personnaliser précisément l’identité visuelle de Music Wall et d’adapter les différents composants </w:t>
-      </w:r>
-      <w:proofErr w:type="gramStart"/>
-      <w:r>
-        <w:t>aux besoins responsive</w:t>
-      </w:r>
-      <w:proofErr w:type="gramEnd"/>
-      <w:r>
-        <w:t xml:space="preserve"> de l’application.</w:t>
-      </w:r>
-    </w:p>
-    <w:p>
-      <w:pPr>
-        <w:pStyle w:val="aff8"/>
-      </w:pPr>
-      <w:r>
-        <w:t>Le backend est développé en Java avec Spring Boot.</w:t>
-      </w:r>
-    </w:p>
-    <w:p>
-      <w:pPr>
-        <w:pStyle w:val="aff8"/>
-      </w:pPr>
-      <w:r>
         <w:t>Spring Boot permet de construire une API REST et fournit une intégration avec Spring Web, Spring Data JPA et Spring Security.</w:t>
       </w:r>
     </w:p>
@@ -1818,15 +1476,7 @@
       </w:r>
       <w:r>
         <w:br/>
-        <w:t xml:space="preserve">• </w:t>
-      </w:r>
-      <w:proofErr w:type="spellStart"/>
-      <w:r>
-        <w:t>Entity</w:t>
-      </w:r>
-      <w:proofErr w:type="spellEnd"/>
-      <w:r>
-        <w:t xml:space="preserve"> : représentation des données persistantes ;</w:t>
+        <w:t>• Entity : représentation des données persistantes ;</w:t>
       </w:r>
       <w:r>
         <w:br/>
@@ -1849,31 +1499,7 @@
         <w:t xml:space="preserve">La persistance des données est assurée avec Spring Data JPA et Hibernate. </w:t>
       </w:r>
       <w:r>
-        <w:t xml:space="preserve">Les entités utilisent principalement les annotations JPA </w:t>
-      </w:r>
-      <w:proofErr w:type="spellStart"/>
-      <w:r>
-        <w:t>ManyToOne</w:t>
-      </w:r>
-      <w:proofErr w:type="spellEnd"/>
-      <w:r>
-        <w:t xml:space="preserve"> et </w:t>
-      </w:r>
-      <w:proofErr w:type="spellStart"/>
-      <w:r>
-        <w:t>ManyToMany</w:t>
-      </w:r>
-      <w:proofErr w:type="spellEnd"/>
-      <w:r>
-        <w:t xml:space="preserve">. La base de données contient également des relations de type un-à-plusieurs, représentées côté Java depuis l'entité enfant avec </w:t>
-      </w:r>
-      <w:proofErr w:type="spellStart"/>
-      <w:r>
-        <w:t>ManyToOne</w:t>
-      </w:r>
-      <w:proofErr w:type="spellEnd"/>
-      <w:r>
-        <w:t>.</w:t>
+        <w:t>Les entités utilisent principalement les annotations JPA ManyToOne et ManyToMany. La base de données contient également des relations de type un-à-plusieurs, représentées côté Java depuis l'entité enfant avec ManyToOne.</w:t>
       </w:r>
     </w:p>
     <w:p>
@@ -1881,15 +1507,7 @@
         <w:pStyle w:val="aff8"/>
       </w:pPr>
       <w:r>
-        <w:t xml:space="preserve">La communication entre </w:t>
-      </w:r>
-      <w:proofErr w:type="spellStart"/>
-      <w:r>
-        <w:t>Angular</w:t>
-      </w:r>
-      <w:proofErr w:type="spellEnd"/>
-      <w:r>
-        <w:t xml:space="preserve"> et Spring Boot est réalisée via une API REST utilisant le format JSON et les méthodes HTTP GET, POST, PUT et DELETE.</w:t>
+        <w:t>La communication entre Angular et Spring Boot est réalisée via une API REST utilisant le format JSON et les méthodes HTTP GET, POST, PUT et DELETE.</w:t>
       </w:r>
     </w:p>
     <w:p>
@@ -1897,15 +1515,7 @@
         <w:pStyle w:val="aff8"/>
       </w:pPr>
       <w:r>
-        <w:t xml:space="preserve">La sécurité repose notamment sur Spring Security, JWT et </w:t>
-      </w:r>
-      <w:proofErr w:type="spellStart"/>
-      <w:r>
-        <w:t>BCrypt</w:t>
-      </w:r>
-      <w:proofErr w:type="spellEnd"/>
-      <w:r>
-        <w:t>.</w:t>
+        <w:t>La sécurité repose notamment sur Spring Security, JWT et BCrypt.</w:t>
       </w:r>
     </w:p>
     <w:p>
@@ -1921,38 +1531,34 @@
         <w:pStyle w:val="aff8"/>
       </w:pPr>
       <w:r>
-        <w:t xml:space="preserve">Dans l’environnement Docker, </w:t>
-      </w:r>
-      <w:proofErr w:type="spellStart"/>
-      <w:r>
-        <w:t>Angular</w:t>
-      </w:r>
-      <w:proofErr w:type="spellEnd"/>
-      <w:r>
-        <w:t xml:space="preserve"> est compilé puis servi par Nginx. Nginx joue également le rôle de reverse proxy en transférant les requêtes /api vers le backend Spring Boot.</w:t>
+        <w:t>Dans l’environnement Docker, Angular est compilé puis servi par Nginx. Nginx joue également le rôle de reverse proxy en transférant les requêtes /api vers le backend Spring Boot.</w:t>
       </w:r>
     </w:p>
     <w:p>
       <w:pPr>
         <w:pStyle w:val="21"/>
         <w:rPr>
+          <w:rFonts w:ascii="Times New Roman" w:hAnsi="Times New Roman" w:cs="Times New Roman"/>
           <w:lang w:val="fr-FR"/>
         </w:rPr>
       </w:pPr>
       <w:r>
         <w:rPr>
+          <w:rFonts w:ascii="Times New Roman" w:hAnsi="Times New Roman" w:cs="Times New Roman"/>
           <w:lang w:val="fr-FR"/>
         </w:rPr>
         <w:t xml:space="preserve">E </w:t>
       </w:r>
       <w:r>
         <w:rPr>
+          <w:rFonts w:ascii="Times New Roman" w:hAnsi="Times New Roman" w:cs="Times New Roman"/>
           <w:lang w:val="fr-FR"/>
         </w:rPr>
         <w:t>-</w:t>
       </w:r>
       <w:r>
         <w:rPr>
+          <w:rFonts w:ascii="Times New Roman" w:hAnsi="Times New Roman" w:cs="Times New Roman"/>
           <w:lang w:val="fr-FR"/>
         </w:rPr>
         <w:t xml:space="preserve"> Définition du MVP</w:t>
@@ -1979,15 +1585,7 @@
       </w:r>
       <w:r>
         <w:br/>
-        <w:t xml:space="preserve">• hash des mots de passe avec </w:t>
-      </w:r>
-      <w:proofErr w:type="spellStart"/>
-      <w:r>
-        <w:t>BCrypt</w:t>
-      </w:r>
-      <w:proofErr w:type="spellEnd"/>
-      <w:r>
-        <w:t xml:space="preserve"> ;</w:t>
+        <w:t>• hash des mots de passe avec BCrypt ;</w:t>
       </w:r>
       <w:r>
         <w:br/>
@@ -2023,29 +1621,10 @@
       </w:r>
       <w:r>
         <w:br/>
-        <w:t xml:space="preserve">• statuts « To </w:t>
-      </w:r>
-      <w:proofErr w:type="spellStart"/>
-      <w:r>
-        <w:t>listen</w:t>
-      </w:r>
-      <w:proofErr w:type="spellEnd"/>
-      <w:r>
-        <w:t xml:space="preserve"> » et « </w:t>
-      </w:r>
-      <w:proofErr w:type="spellStart"/>
-      <w:r>
-        <w:t>Listened</w:t>
-      </w:r>
-      <w:proofErr w:type="spellEnd"/>
-      <w:r>
-        <w:t xml:space="preserve"> » ;</w:t>
+        <w:t>• statuts « To listen » et « Listened » ;</w:t>
       </w:r>
       <w:r>
         <w:br/>
-      </w:r>
-      <w:r>
-        <w:lastRenderedPageBreak/>
         <w:t>• catalogue local d’artistes, d’albums, de morceaux et de genres ;</w:t>
       </w:r>
       <w:r>
@@ -2078,6 +1657,7 @@
         <w:pStyle w:val="aff8"/>
       </w:pPr>
       <w:r>
+        <w:lastRenderedPageBreak/>
         <w:t>Certaines fonctionnalités envisagées lors des premières réflexions ont été reportées afin de conserver un MVP cohérent et réalisable.</w:t>
       </w:r>
     </w:p>
@@ -2129,23 +1709,27 @@
       <w:pPr>
         <w:pStyle w:val="21"/>
         <w:rPr>
+          <w:rFonts w:ascii="Times New Roman" w:hAnsi="Times New Roman" w:cs="Times New Roman"/>
           <w:lang w:val="fr-FR"/>
         </w:rPr>
       </w:pPr>
       <w:r>
         <w:rPr>
+          <w:rFonts w:ascii="Times New Roman" w:hAnsi="Times New Roman" w:cs="Times New Roman"/>
           <w:lang w:val="fr-FR"/>
         </w:rPr>
         <w:t xml:space="preserve">F </w:t>
       </w:r>
       <w:r>
         <w:rPr>
+          <w:rFonts w:ascii="Times New Roman" w:hAnsi="Times New Roman" w:cs="Times New Roman"/>
           <w:lang w:val="fr-FR"/>
         </w:rPr>
         <w:t>-</w:t>
       </w:r>
       <w:r>
         <w:rPr>
+          <w:rFonts w:ascii="Times New Roman" w:hAnsi="Times New Roman" w:cs="Times New Roman"/>
           <w:lang w:val="fr-FR"/>
         </w:rPr>
         <w:t xml:space="preserve"> Contraintes du projet</w:t>
@@ -2195,12 +1779,13 @@
       <w:pPr>
         <w:pStyle w:val="1"/>
         <w:rPr>
-          <w:rFonts w:ascii="Times New Roman" w:hAnsi="Times New Roman"/>
+          <w:rFonts w:ascii="Times New Roman" w:hAnsi="Times New Roman" w:cs="Times New Roman"/>
           <w:lang w:val="fr-FR"/>
         </w:rPr>
       </w:pPr>
       <w:r>
         <w:rPr>
+          <w:rFonts w:ascii="Times New Roman" w:hAnsi="Times New Roman" w:cs="Times New Roman"/>
           <w:lang w:val="fr-FR"/>
         </w:rPr>
         <w:t>IV - Méthodologie et organisation</w:t>
@@ -2227,8 +1812,19 @@
         <w:pStyle w:val="aff8"/>
       </w:pPr>
       <w:r>
+        <w:t>Le projet a ensuite évolué par étapes. Chaque fonctionnalité a été développée puis vérifiée avant de passer à la suivante. Lorsque certaines fonctionnalités se sont révélées trop complexes par rapport au temps disponible ou peu indispensables au MVP, leur périmètre a été simplifié ou leur développement reporté à une version ultérieure. C’est notamment le cas du système d’amis, des invitations avec acceptation, des favoris et de certaines statistiques musicales.</w:t>
+      </w:r>
+    </w:p>
+    <w:p>
+      <w:pPr>
+        <w:pStyle w:val="aff8"/>
+      </w:pPr>
+      <w:r>
+        <w:t xml:space="preserve">Cette organisation progressive m’a également permis d’améliorer l’interface à partir du fonctionnement réel de l’application. Après avoir réalisé les principales fonctionnalités desktop, j’ai adapté les différents écrans aux </w:t>
+      </w:r>
+      <w:r>
         <w:lastRenderedPageBreak/>
-        <w:t>Le projet a ensuite évolué par étapes. Chaque fonctionnalité a été développée puis vérifiée avant de passer à la suivante. Lorsque certaines fonctionnalités se sont révélées trop complexes par rapport au temps disponible ou peu indispensables au MVP, leur périmètre a été simplifié ou leur développement reporté à une version ultérieure. C’est notamment le cas du système d’amis, des invitations avec acceptation, des favoris et de certaines statistiques musicales.</w:t>
+        <w:t>smartphones en vérifiant notamment la navigation, le comportement des cartes, le retour à la ligne des textes longs, la disposition des boutons et l’absence de débordement horizontal.</w:t>
       </w:r>
     </w:p>
     <w:p>
@@ -2236,7 +1832,7 @@
         <w:pStyle w:val="aff8"/>
       </w:pPr>
       <w:r>
-        <w:t>Cette organisation progressive m’a également permis d’améliorer l’interface à partir du fonctionnement réel de l’application. Après avoir réalisé les principales fonctionnalités desktop, j’ai adapté les différents écrans aux smartphones en vérifiant notamment la navigation, le comportement des cartes, le retour à la ligne des textes longs, la disposition des boutons et l’absence de débordement horizontal.</w:t>
+        <w:t>Le projet a été organisé autour de plusieurs parties techniques distinctes :</w:t>
       </w:r>
     </w:p>
     <w:p>
@@ -2244,23 +1840,7 @@
         <w:pStyle w:val="aff8"/>
       </w:pPr>
       <w:r>
-        <w:t>Le projet a été organisé autour de plusieurs parties techniques distinctes :</w:t>
-      </w:r>
-    </w:p>
-    <w:p>
-      <w:pPr>
-        <w:pStyle w:val="aff8"/>
-      </w:pPr>
-      <w:r>
-        <w:t xml:space="preserve">• frontend </w:t>
-      </w:r>
-      <w:proofErr w:type="spellStart"/>
-      <w:r>
-        <w:t>Angular</w:t>
-      </w:r>
-      <w:proofErr w:type="spellEnd"/>
-      <w:r>
-        <w:t xml:space="preserve"> pour l’interface utilisateur ;</w:t>
+        <w:t>• frontend Angular pour l’interface utilisateur ;</w:t>
       </w:r>
       <w:r>
         <w:br/>
@@ -2296,15 +1876,7 @@
         <w:pStyle w:val="aff8"/>
       </w:pPr>
       <w:r>
-        <w:t xml:space="preserve">Une attention particulière a été portée à la vérification du projet après les modifications importantes. Les </w:t>
-      </w:r>
-      <w:proofErr w:type="spellStart"/>
-      <w:r>
-        <w:t>builds</w:t>
-      </w:r>
-      <w:proofErr w:type="spellEnd"/>
-      <w:r>
-        <w:t xml:space="preserve"> du frontend et du backend ainsi que les tests automatisés ont été exécutés régulièrement afin de détecter rapidement les régressions. Le fonctionnement de l’environnement Docker a également été vérifié avec le frontend, le backend, PostgreSQL et l’initialisation du catalogue.</w:t>
+        <w:t>Une attention particulière a été portée à la vérification du projet après les modifications importantes. Les builds du frontend et du backend ainsi que les tests automatisés ont été exécutés régulièrement afin de détecter rapidement les régressions. Le fonctionnement de l’environnement Docker a également été vérifié avec le frontend, le backend, PostgreSQL et l’initialisation du catalogue.</w:t>
       </w:r>
     </w:p>
     <w:p>
@@ -2319,12 +1891,13 @@
       <w:pPr>
         <w:pStyle w:val="1"/>
         <w:rPr>
-          <w:rFonts w:ascii="Times New Roman" w:hAnsi="Times New Roman"/>
+          <w:rFonts w:ascii="Times New Roman" w:hAnsi="Times New Roman" w:cs="Times New Roman"/>
           <w:lang w:val="fr-FR"/>
         </w:rPr>
       </w:pPr>
       <w:r>
         <w:rPr>
+          <w:rFonts w:ascii="Times New Roman" w:hAnsi="Times New Roman" w:cs="Times New Roman"/>
           <w:lang w:val="fr-FR"/>
         </w:rPr>
         <w:t>V - Conception de l’interface graphique</w:t>
@@ -2350,11 +1923,13 @@
       <w:pPr>
         <w:pStyle w:val="21"/>
         <w:rPr>
+          <w:rFonts w:ascii="Times New Roman" w:hAnsi="Times New Roman" w:cs="Times New Roman"/>
           <w:lang w:val="fr-FR"/>
         </w:rPr>
       </w:pPr>
       <w:r>
         <w:rPr>
+          <w:rFonts w:ascii="Times New Roman" w:hAnsi="Times New Roman" w:cs="Times New Roman"/>
           <w:lang w:val="fr-FR"/>
         </w:rPr>
         <w:t>A - Zoning</w:t>
@@ -2373,7 +1948,6 @@
         <w:pStyle w:val="aff8"/>
       </w:pPr>
       <w:r>
-        <w:lastRenderedPageBreak/>
         <w:t>Pour Music Wall, les écrans principaux ont été organisés autour d’une structure commune comprenant :</w:t>
       </w:r>
     </w:p>
@@ -2402,6 +1976,7 @@
         <w:pStyle w:val="aff8"/>
       </w:pPr>
       <w:r>
+        <w:lastRenderedPageBreak/>
         <w:t>La page d’un mur musical constitue l’écran le plus représentatif du projet. Elle est organisée en plusieurs zones principales :</w:t>
       </w:r>
     </w:p>
@@ -2503,19 +2078,52 @@
     <w:p>
       <w:pPr>
         <w:pStyle w:val="af5"/>
-      </w:pPr>
-      <w:r>
+        <w:rPr>
+          <w:rFonts w:ascii="Times New Roman" w:hAnsi="Times New Roman" w:cs="Times New Roman"/>
+        </w:rPr>
+      </w:pPr>
+      <w:r>
+        <w:rPr>
+          <w:rFonts w:ascii="Times New Roman" w:hAnsi="Times New Roman" w:cs="Times New Roman"/>
+        </w:rPr>
         <w:t xml:space="preserve">Figure </w:t>
       </w:r>
-      <w:fldSimple w:instr=" SEQ Figure \* ARABIC ">
-        <w:r>
-          <w:rPr>
-            <w:noProof/>
-          </w:rPr>
-          <w:t>1</w:t>
-        </w:r>
-      </w:fldSimple>
-      <w:r>
+      <w:r>
+        <w:rPr>
+          <w:rFonts w:ascii="Times New Roman" w:hAnsi="Times New Roman" w:cs="Times New Roman"/>
+        </w:rPr>
+        <w:fldChar w:fldCharType="begin"/>
+      </w:r>
+      <w:r>
+        <w:rPr>
+          <w:rFonts w:ascii="Times New Roman" w:hAnsi="Times New Roman" w:cs="Times New Roman"/>
+        </w:rPr>
+        <w:instrText xml:space="preserve"> SEQ Figure \* ARABIC </w:instrText>
+      </w:r>
+      <w:r>
+        <w:rPr>
+          <w:rFonts w:ascii="Times New Roman" w:hAnsi="Times New Roman" w:cs="Times New Roman"/>
+        </w:rPr>
+        <w:fldChar w:fldCharType="separate"/>
+      </w:r>
+      <w:r>
+        <w:rPr>
+          <w:rFonts w:ascii="Times New Roman" w:hAnsi="Times New Roman" w:cs="Times New Roman"/>
+          <w:noProof/>
+        </w:rPr>
+        <w:t>1</w:t>
+      </w:r>
+      <w:r>
+        <w:rPr>
+          <w:rFonts w:ascii="Times New Roman" w:hAnsi="Times New Roman" w:cs="Times New Roman"/>
+          <w:noProof/>
+        </w:rPr>
+        <w:fldChar w:fldCharType="end"/>
+      </w:r>
+      <w:r>
+        <w:rPr>
+          <w:rFonts w:ascii="Times New Roman" w:hAnsi="Times New Roman" w:cs="Times New Roman"/>
+        </w:rPr>
         <w:t xml:space="preserve"> – Zoning page Dashboard (desktop)</w:t>
       </w:r>
     </w:p>
@@ -2582,28 +2190,70 @@
     <w:p>
       <w:pPr>
         <w:pStyle w:val="af5"/>
-      </w:pPr>
-      <w:r>
+        <w:rPr>
+          <w:rFonts w:ascii="Times New Roman" w:hAnsi="Times New Roman" w:cs="Times New Roman"/>
+        </w:rPr>
+      </w:pPr>
+      <w:r>
+        <w:rPr>
+          <w:rFonts w:ascii="Times New Roman" w:hAnsi="Times New Roman" w:cs="Times New Roman"/>
+        </w:rPr>
         <w:t xml:space="preserve">Figure </w:t>
       </w:r>
-      <w:fldSimple w:instr=" SEQ Figure \* ARABIC ">
-        <w:r>
-          <w:rPr>
-            <w:noProof/>
-          </w:rPr>
-          <w:t>2</w:t>
-        </w:r>
-      </w:fldSimple>
-      <w:r>
+      <w:r>
+        <w:rPr>
+          <w:rFonts w:ascii="Times New Roman" w:hAnsi="Times New Roman" w:cs="Times New Roman"/>
+        </w:rPr>
+        <w:fldChar w:fldCharType="begin"/>
+      </w:r>
+      <w:r>
+        <w:rPr>
+          <w:rFonts w:ascii="Times New Roman" w:hAnsi="Times New Roman" w:cs="Times New Roman"/>
+        </w:rPr>
+        <w:instrText xml:space="preserve"> SEQ Figure \* ARABIC </w:instrText>
+      </w:r>
+      <w:r>
+        <w:rPr>
+          <w:rFonts w:ascii="Times New Roman" w:hAnsi="Times New Roman" w:cs="Times New Roman"/>
+        </w:rPr>
+        <w:fldChar w:fldCharType="separate"/>
+      </w:r>
+      <w:r>
+        <w:rPr>
+          <w:rFonts w:ascii="Times New Roman" w:hAnsi="Times New Roman" w:cs="Times New Roman"/>
+          <w:noProof/>
+        </w:rPr>
+        <w:t>2</w:t>
+      </w:r>
+      <w:r>
+        <w:rPr>
+          <w:rFonts w:ascii="Times New Roman" w:hAnsi="Times New Roman" w:cs="Times New Roman"/>
+          <w:noProof/>
+        </w:rPr>
+        <w:fldChar w:fldCharType="end"/>
+      </w:r>
+      <w:r>
+        <w:rPr>
+          <w:rFonts w:ascii="Times New Roman" w:hAnsi="Times New Roman" w:cs="Times New Roman"/>
+        </w:rPr>
         <w:t xml:space="preserve"> </w:t>
       </w:r>
       <w:r>
+        <w:rPr>
+          <w:rFonts w:ascii="Times New Roman" w:hAnsi="Times New Roman" w:cs="Times New Roman"/>
+        </w:rPr>
         <w:t>–</w:t>
       </w:r>
       <w:r>
+        <w:rPr>
+          <w:rFonts w:ascii="Times New Roman" w:hAnsi="Times New Roman" w:cs="Times New Roman"/>
+        </w:rPr>
         <w:t xml:space="preserve"> </w:t>
       </w:r>
       <w:r>
+        <w:rPr>
+          <w:rFonts w:ascii="Times New Roman" w:hAnsi="Times New Roman" w:cs="Times New Roman"/>
+        </w:rPr>
         <w:t>Zoning page Wall Detail (desktop)</w:t>
       </w:r>
     </w:p>
@@ -2881,58 +2531,65 @@
     <w:p>
       <w:pPr>
         <w:pStyle w:val="af5"/>
-      </w:pPr>
-      <w:r>
+        <w:rPr>
+          <w:rFonts w:ascii="Times New Roman" w:hAnsi="Times New Roman" w:cs="Times New Roman"/>
+        </w:rPr>
+      </w:pPr>
+      <w:r>
+        <w:rPr>
+          <w:rFonts w:ascii="Times New Roman" w:hAnsi="Times New Roman" w:cs="Times New Roman"/>
+        </w:rPr>
         <w:t xml:space="preserve">Figure </w:t>
       </w:r>
       <w:r>
+        <w:rPr>
+          <w:rFonts w:ascii="Times New Roman" w:hAnsi="Times New Roman" w:cs="Times New Roman"/>
+        </w:rPr>
         <w:fldChar w:fldCharType="begin"/>
       </w:r>
       <w:r>
+        <w:rPr>
+          <w:rFonts w:ascii="Times New Roman" w:hAnsi="Times New Roman" w:cs="Times New Roman"/>
+        </w:rPr>
         <w:instrText xml:space="preserve"> SEQ Figure \* ARABIC </w:instrText>
       </w:r>
       <w:r>
+        <w:rPr>
+          <w:rFonts w:ascii="Times New Roman" w:hAnsi="Times New Roman" w:cs="Times New Roman"/>
+        </w:rPr>
         <w:fldChar w:fldCharType="separate"/>
       </w:r>
       <w:r>
         <w:rPr>
+          <w:rFonts w:ascii="Times New Roman" w:hAnsi="Times New Roman" w:cs="Times New Roman"/>
           <w:noProof/>
         </w:rPr>
         <w:t>3</w:t>
       </w:r>
       <w:r>
+        <w:rPr>
+          <w:rFonts w:ascii="Times New Roman" w:hAnsi="Times New Roman" w:cs="Times New Roman"/>
+        </w:rPr>
         <w:fldChar w:fldCharType="end"/>
       </w:r>
       <w:r>
-        <w:t xml:space="preserve"> – Zoning mobile, </w:t>
-      </w:r>
-      <w:proofErr w:type="gramStart"/>
-      <w:r>
-        <w:t>pages :</w:t>
-      </w:r>
-      <w:proofErr w:type="gramEnd"/>
-      <w:r>
-        <w:t xml:space="preserve"> </w:t>
-      </w:r>
-      <w:r>
-        <w:t>dashboard</w:t>
-      </w:r>
-      <w:r>
-        <w:t>, my walls</w:t>
-      </w:r>
-      <w:r>
-        <w:t>, wall detail, catalogue, profile</w:t>
+        <w:rPr>
+          <w:rFonts w:ascii="Times New Roman" w:hAnsi="Times New Roman" w:cs="Times New Roman"/>
+        </w:rPr>
+        <w:t xml:space="preserve"> – Zoning mobile, pages : dashboard, my walls, wall detail, catalogue, profile</w:t>
       </w:r>
     </w:p>
     <w:p>
       <w:pPr>
         <w:pStyle w:val="21"/>
         <w:rPr>
+          <w:rFonts w:ascii="Times New Roman" w:hAnsi="Times New Roman" w:cs="Times New Roman"/>
           <w:lang w:val="fr-FR"/>
         </w:rPr>
       </w:pPr>
       <w:r>
         <w:rPr>
+          <w:rFonts w:ascii="Times New Roman" w:hAnsi="Times New Roman" w:cs="Times New Roman"/>
           <w:lang w:val="fr-FR"/>
         </w:rPr>
         <w:t>B - Wireframe</w:t>
@@ -2980,23 +2637,7 @@
       </w:r>
       <w:r>
         <w:br/>
-        <w:t xml:space="preserve">• </w:t>
-      </w:r>
-      <w:proofErr w:type="spellStart"/>
-      <w:r>
-        <w:t>My</w:t>
-      </w:r>
-      <w:proofErr w:type="spellEnd"/>
-      <w:r>
-        <w:t xml:space="preserve"> </w:t>
-      </w:r>
-      <w:proofErr w:type="spellStart"/>
-      <w:r>
-        <w:t>walls</w:t>
-      </w:r>
-      <w:proofErr w:type="spellEnd"/>
-      <w:r>
-        <w:t xml:space="preserve"> : liste des murs accessibles et création d’un nouveau mur ;</w:t>
+        <w:t>• My walls : liste des murs accessibles et création d’un nouveau mur ;</w:t>
       </w:r>
       <w:r>
         <w:br/>
@@ -3062,25 +2703,64 @@
     <w:p>
       <w:pPr>
         <w:pStyle w:val="af5"/>
-      </w:pPr>
-      <w:r>
+        <w:rPr>
+          <w:rFonts w:ascii="Times New Roman" w:hAnsi="Times New Roman" w:cs="Times New Roman"/>
+        </w:rPr>
+      </w:pPr>
+      <w:r>
+        <w:rPr>
+          <w:rFonts w:ascii="Times New Roman" w:hAnsi="Times New Roman" w:cs="Times New Roman"/>
+        </w:rPr>
         <w:t xml:space="preserve">Figure </w:t>
       </w:r>
-      <w:fldSimple w:instr=" SEQ Figure \* ARABIC ">
-        <w:r>
-          <w:rPr>
-            <w:noProof/>
-          </w:rPr>
-          <w:t>4</w:t>
-        </w:r>
-      </w:fldSimple>
-      <w:r>
+      <w:r>
+        <w:rPr>
+          <w:rFonts w:ascii="Times New Roman" w:hAnsi="Times New Roman" w:cs="Times New Roman"/>
+        </w:rPr>
+        <w:fldChar w:fldCharType="begin"/>
+      </w:r>
+      <w:r>
+        <w:rPr>
+          <w:rFonts w:ascii="Times New Roman" w:hAnsi="Times New Roman" w:cs="Times New Roman"/>
+        </w:rPr>
+        <w:instrText xml:space="preserve"> SEQ Figure \* ARABIC </w:instrText>
+      </w:r>
+      <w:r>
+        <w:rPr>
+          <w:rFonts w:ascii="Times New Roman" w:hAnsi="Times New Roman" w:cs="Times New Roman"/>
+        </w:rPr>
+        <w:fldChar w:fldCharType="separate"/>
+      </w:r>
+      <w:r>
+        <w:rPr>
+          <w:rFonts w:ascii="Times New Roman" w:hAnsi="Times New Roman" w:cs="Times New Roman"/>
+          <w:noProof/>
+        </w:rPr>
+        <w:t>4</w:t>
+      </w:r>
+      <w:r>
+        <w:rPr>
+          <w:rFonts w:ascii="Times New Roman" w:hAnsi="Times New Roman" w:cs="Times New Roman"/>
+          <w:noProof/>
+        </w:rPr>
+        <w:fldChar w:fldCharType="end"/>
+      </w:r>
+      <w:r>
+        <w:rPr>
+          <w:rFonts w:ascii="Times New Roman" w:hAnsi="Times New Roman" w:cs="Times New Roman"/>
+        </w:rPr>
         <w:t xml:space="preserve"> – Wireframe </w:t>
       </w:r>
       <w:r>
+        <w:rPr>
+          <w:rFonts w:ascii="Times New Roman" w:hAnsi="Times New Roman" w:cs="Times New Roman"/>
+        </w:rPr>
         <w:t xml:space="preserve">desktop, page </w:t>
       </w:r>
       <w:r>
+        <w:rPr>
+          <w:rFonts w:ascii="Times New Roman" w:hAnsi="Times New Roman" w:cs="Times New Roman"/>
+        </w:rPr>
         <w:t>My walls</w:t>
       </w:r>
     </w:p>
@@ -3140,22 +2820,58 @@
     <w:p>
       <w:pPr>
         <w:pStyle w:val="af5"/>
-      </w:pPr>
-      <w:r>
+        <w:rPr>
+          <w:rFonts w:ascii="Times New Roman" w:hAnsi="Times New Roman" w:cs="Times New Roman"/>
+        </w:rPr>
+      </w:pPr>
+      <w:r>
+        <w:rPr>
+          <w:rFonts w:ascii="Times New Roman" w:hAnsi="Times New Roman" w:cs="Times New Roman"/>
+        </w:rPr>
         <w:t xml:space="preserve">Figure </w:t>
       </w:r>
-      <w:fldSimple w:instr=" SEQ Figure \* ARABIC ">
-        <w:r>
-          <w:rPr>
-            <w:noProof/>
-          </w:rPr>
-          <w:t>5</w:t>
-        </w:r>
-      </w:fldSimple>
-      <w:r>
+      <w:r>
+        <w:rPr>
+          <w:rFonts w:ascii="Times New Roman" w:hAnsi="Times New Roman" w:cs="Times New Roman"/>
+        </w:rPr>
+        <w:fldChar w:fldCharType="begin"/>
+      </w:r>
+      <w:r>
+        <w:rPr>
+          <w:rFonts w:ascii="Times New Roman" w:hAnsi="Times New Roman" w:cs="Times New Roman"/>
+        </w:rPr>
+        <w:instrText xml:space="preserve"> SEQ Figure \* ARABIC </w:instrText>
+      </w:r>
+      <w:r>
+        <w:rPr>
+          <w:rFonts w:ascii="Times New Roman" w:hAnsi="Times New Roman" w:cs="Times New Roman"/>
+        </w:rPr>
+        <w:fldChar w:fldCharType="separate"/>
+      </w:r>
+      <w:r>
+        <w:rPr>
+          <w:rFonts w:ascii="Times New Roman" w:hAnsi="Times New Roman" w:cs="Times New Roman"/>
+          <w:noProof/>
+        </w:rPr>
+        <w:t>5</w:t>
+      </w:r>
+      <w:r>
+        <w:rPr>
+          <w:rFonts w:ascii="Times New Roman" w:hAnsi="Times New Roman" w:cs="Times New Roman"/>
+          <w:noProof/>
+        </w:rPr>
+        <w:fldChar w:fldCharType="end"/>
+      </w:r>
+      <w:r>
+        <w:rPr>
+          <w:rFonts w:ascii="Times New Roman" w:hAnsi="Times New Roman" w:cs="Times New Roman"/>
+        </w:rPr>
         <w:t xml:space="preserve"> – Wireframe desktop, page </w:t>
       </w:r>
       <w:r>
+        <w:rPr>
+          <w:rFonts w:ascii="Times New Roman" w:hAnsi="Times New Roman" w:cs="Times New Roman"/>
+        </w:rPr>
         <w:t>Wall detail</w:t>
       </w:r>
     </w:p>
@@ -3163,11 +2879,13 @@
       <w:pPr>
         <w:pStyle w:val="21"/>
         <w:rPr>
+          <w:rFonts w:ascii="Times New Roman" w:hAnsi="Times New Roman" w:cs="Times New Roman"/>
           <w:lang w:val="fr-FR"/>
         </w:rPr>
       </w:pPr>
       <w:r>
         <w:rPr>
+          <w:rFonts w:ascii="Times New Roman" w:hAnsi="Times New Roman" w:cs="Times New Roman"/>
           <w:lang w:val="fr-FR"/>
         </w:rPr>
         <w:t>C - Charte graphique</w:t>
@@ -3230,19 +2948,19 @@
           <w:szCs w:val="24"/>
           <w:lang w:val="fr-FR" w:eastAsia="fr-FR"/>
         </w:rPr>
-        <w:t xml:space="preserve">La typographie repose sur deux familles complémentaires. DM Serif Display est utilisée principalement pour les titres et les éléments à caractère éditorial, tandis que </w:t>
-      </w:r>
-      <w:proofErr w:type="spellStart"/>
-      <w:r>
+        <w:t>La typographie repose sur deux familles complémentaires. DM Serif Display est utilisée principalement pour les titres et les éléments à caractère éditorial, tandis que Nunito est employée pour les textes courants, la navigation, les boutons, les formulaires et les métadonnées. Les polices sont intégrées localement dans le projet avec @fontsource.</w:t>
+      </w:r>
+    </w:p>
+    <w:p>
+      <w:pPr>
+        <w:spacing w:before="100" w:beforeAutospacing="1" w:after="100" w:afterAutospacing="1" w:line="240" w:lineRule="auto"/>
         <w:rPr>
           <w:rFonts w:ascii="Times New Roman" w:eastAsia="Times New Roman" w:hAnsi="Times New Roman" w:cs="Times New Roman"/>
           <w:sz w:val="24"/>
           <w:szCs w:val="24"/>
           <w:lang w:val="fr-FR" w:eastAsia="fr-FR"/>
         </w:rPr>
-        <w:t>Nunito</w:t>
-      </w:r>
-      <w:proofErr w:type="spellEnd"/>
+      </w:pPr>
       <w:r>
         <w:rPr>
           <w:rFonts w:ascii="Times New Roman" w:eastAsia="Times New Roman" w:hAnsi="Times New Roman" w:cs="Times New Roman"/>
@@ -3250,26 +2968,6 @@
           <w:szCs w:val="24"/>
           <w:lang w:val="fr-FR" w:eastAsia="fr-FR"/>
         </w:rPr>
-        <w:t xml:space="preserve"> est employée pour les textes courants, la navigation, les boutons, les formulaires et les métadonnées. Les polices sont intégrées localement dans le projet avec @fontsource.</w:t>
-      </w:r>
-    </w:p>
-    <w:p>
-      <w:pPr>
-        <w:spacing w:before="100" w:beforeAutospacing="1" w:after="100" w:afterAutospacing="1" w:line="240" w:lineRule="auto"/>
-        <w:rPr>
-          <w:rFonts w:ascii="Times New Roman" w:eastAsia="Times New Roman" w:hAnsi="Times New Roman" w:cs="Times New Roman"/>
-          <w:sz w:val="24"/>
-          <w:szCs w:val="24"/>
-          <w:lang w:val="fr-FR" w:eastAsia="fr-FR"/>
-        </w:rPr>
-      </w:pPr>
-      <w:r>
-        <w:rPr>
-          <w:rFonts w:ascii="Times New Roman" w:eastAsia="Times New Roman" w:hAnsi="Times New Roman" w:cs="Times New Roman"/>
-          <w:sz w:val="24"/>
-          <w:szCs w:val="24"/>
-          <w:lang w:val="fr-FR" w:eastAsia="fr-FR"/>
-        </w:rPr>
         <w:t>Le logo reprend directement le concept de Music Wall. Les blocs du symbole évoquent à la fois un mur et les barres d'un égaliseur, tandis que la forme circulaire rappelle un disque et des ondes musicales. Le logo blanc est utilisé sur la barre latérale turquoise afin de garantir un contraste clair.</w:t>
       </w:r>
     </w:p>
@@ -3277,6 +2975,9 @@
       <w:pPr>
         <w:keepNext/>
         <w:spacing w:before="100" w:beforeAutospacing="1" w:after="100" w:afterAutospacing="1" w:line="240" w:lineRule="auto"/>
+        <w:rPr>
+          <w:rFonts w:ascii="Times New Roman" w:hAnsi="Times New Roman" w:cs="Times New Roman"/>
+        </w:rPr>
       </w:pPr>
       <w:r>
         <w:rPr>
@@ -3335,52 +3036,68 @@
       </w:pPr>
       <w:r>
         <w:rPr>
+          <w:rFonts w:ascii="Times New Roman" w:hAnsi="Times New Roman" w:cs="Times New Roman"/>
           <w:lang w:val="fr-FR"/>
         </w:rPr>
         <w:t xml:space="preserve">Figure </w:t>
       </w:r>
       <w:r>
+        <w:rPr>
+          <w:rFonts w:ascii="Times New Roman" w:hAnsi="Times New Roman" w:cs="Times New Roman"/>
+        </w:rPr>
         <w:fldChar w:fldCharType="begin"/>
       </w:r>
       <w:r>
         <w:rPr>
+          <w:rFonts w:ascii="Times New Roman" w:hAnsi="Times New Roman" w:cs="Times New Roman"/>
           <w:lang w:val="fr-FR"/>
         </w:rPr>
         <w:instrText xml:space="preserve"> SEQ Figure \* ARABIC </w:instrText>
       </w:r>
       <w:r>
+        <w:rPr>
+          <w:rFonts w:ascii="Times New Roman" w:hAnsi="Times New Roman" w:cs="Times New Roman"/>
+        </w:rPr>
         <w:fldChar w:fldCharType="separate"/>
       </w:r>
       <w:r>
         <w:rPr>
+          <w:rFonts w:ascii="Times New Roman" w:hAnsi="Times New Roman" w:cs="Times New Roman"/>
           <w:noProof/>
           <w:lang w:val="fr-FR"/>
         </w:rPr>
-        <w:t>7</w:t>
-      </w:r>
-      <w:r>
+        <w:t>6</w:t>
+      </w:r>
+      <w:r>
+        <w:rPr>
+          <w:rFonts w:ascii="Times New Roman" w:hAnsi="Times New Roman" w:cs="Times New Roman"/>
+        </w:rPr>
         <w:fldChar w:fldCharType="end"/>
       </w:r>
       <w:r>
         <w:rPr>
+          <w:rFonts w:ascii="Times New Roman" w:hAnsi="Times New Roman" w:cs="Times New Roman"/>
           <w:lang w:val="fr-FR"/>
         </w:rPr>
         <w:t xml:space="preserve"> </w:t>
       </w:r>
       <w:r>
         <w:rPr>
+          <w:rFonts w:ascii="Times New Roman" w:hAnsi="Times New Roman" w:cs="Times New Roman"/>
           <w:lang w:val="fr-FR"/>
         </w:rPr>
         <w:t>–</w:t>
       </w:r>
       <w:r>
         <w:rPr>
+          <w:rFonts w:ascii="Times New Roman" w:hAnsi="Times New Roman" w:cs="Times New Roman"/>
           <w:lang w:val="fr-FR"/>
         </w:rPr>
         <w:t xml:space="preserve"> </w:t>
       </w:r>
       <w:r>
         <w:rPr>
+          <w:rFonts w:ascii="Times New Roman" w:hAnsi="Times New Roman" w:cs="Times New Roman"/>
           <w:lang w:val="fr-FR"/>
         </w:rPr>
         <w:t>Logo blanc sur le fond turquoise</w:t>
@@ -3390,11 +3107,13 @@
       <w:pPr>
         <w:pStyle w:val="21"/>
         <w:rPr>
+          <w:rFonts w:ascii="Times New Roman" w:hAnsi="Times New Roman" w:cs="Times New Roman"/>
           <w:lang w:val="fr-FR"/>
         </w:rPr>
       </w:pPr>
       <w:r>
         <w:rPr>
+          <w:rFonts w:ascii="Times New Roman" w:hAnsi="Times New Roman" w:cs="Times New Roman"/>
           <w:lang w:val="fr-FR"/>
         </w:rPr>
         <w:lastRenderedPageBreak/>
@@ -3453,11 +3172,13 @@
       <w:pPr>
         <w:pStyle w:val="21"/>
         <w:rPr>
+          <w:rFonts w:ascii="Times New Roman" w:hAnsi="Times New Roman" w:cs="Times New Roman"/>
           <w:lang w:val="fr-FR"/>
         </w:rPr>
       </w:pPr>
       <w:r>
         <w:rPr>
+          <w:rFonts w:ascii="Times New Roman" w:hAnsi="Times New Roman" w:cs="Times New Roman"/>
           <w:lang w:val="fr-FR"/>
         </w:rPr>
         <w:t>E - Responsive design</w:t>
@@ -3484,15 +3205,7 @@
         <w:pStyle w:val="aff8"/>
       </w:pPr>
       <w:r>
-        <w:t xml:space="preserve">Les composants ont ensuite été adaptés progressivement aux écrans plus petits à l’aide de règles CSS responsive et de media </w:t>
-      </w:r>
-      <w:proofErr w:type="spellStart"/>
-      <w:r>
-        <w:t>queries</w:t>
-      </w:r>
-      <w:proofErr w:type="spellEnd"/>
-      <w:r>
-        <w:t>.</w:t>
+        <w:t>Les composants ont ensuite été adaptés progressivement aux écrans plus petits à l’aide de règles CSS responsive et de media queries.</w:t>
       </w:r>
     </w:p>
     <w:p>
@@ -3690,63 +3403,74 @@
       <w:pPr>
         <w:pStyle w:val="af5"/>
         <w:rPr>
+          <w:rFonts w:ascii="Times New Roman" w:hAnsi="Times New Roman" w:cs="Times New Roman"/>
           <w:lang w:val="fr-FR"/>
         </w:rPr>
       </w:pPr>
       <w:r>
         <w:rPr>
+          <w:rFonts w:ascii="Times New Roman" w:hAnsi="Times New Roman" w:cs="Times New Roman"/>
           <w:lang w:val="fr-FR"/>
         </w:rPr>
         <w:t xml:space="preserve">Figure </w:t>
       </w:r>
       <w:r>
+        <w:rPr>
+          <w:rFonts w:ascii="Times New Roman" w:hAnsi="Times New Roman" w:cs="Times New Roman"/>
+        </w:rPr>
         <w:fldChar w:fldCharType="begin"/>
       </w:r>
       <w:r>
         <w:rPr>
+          <w:rFonts w:ascii="Times New Roman" w:hAnsi="Times New Roman" w:cs="Times New Roman"/>
           <w:lang w:val="fr-FR"/>
         </w:rPr>
         <w:instrText xml:space="preserve"> SEQ Figure \* ARABIC </w:instrText>
       </w:r>
       <w:r>
+        <w:rPr>
+          <w:rFonts w:ascii="Times New Roman" w:hAnsi="Times New Roman" w:cs="Times New Roman"/>
+        </w:rPr>
         <w:fldChar w:fldCharType="separate"/>
       </w:r>
       <w:r>
         <w:rPr>
+          <w:rFonts w:ascii="Times New Roman" w:hAnsi="Times New Roman" w:cs="Times New Roman"/>
           <w:noProof/>
           <w:lang w:val="fr-FR"/>
         </w:rPr>
-        <w:t>11</w:t>
-      </w:r>
-      <w:r>
+        <w:t>7</w:t>
+      </w:r>
+      <w:r>
+        <w:rPr>
+          <w:rFonts w:ascii="Times New Roman" w:hAnsi="Times New Roman" w:cs="Times New Roman"/>
+        </w:rPr>
         <w:fldChar w:fldCharType="end"/>
       </w:r>
       <w:r>
         <w:rPr>
+          <w:rFonts w:ascii="Times New Roman" w:hAnsi="Times New Roman" w:cs="Times New Roman"/>
           <w:lang w:val="fr-FR"/>
         </w:rPr>
-        <w:t xml:space="preserve"> – </w:t>
-      </w:r>
-      <w:r>
-        <w:rPr>
+        <w:t xml:space="preserve"> – Page </w:t>
+      </w:r>
+      <w:r>
+        <w:rPr>
+          <w:rFonts w:ascii="Times New Roman" w:hAnsi="Times New Roman" w:cs="Times New Roman"/>
           <w:lang w:val="fr-FR"/>
         </w:rPr>
-        <w:t xml:space="preserve">Page </w:t>
-      </w:r>
-      <w:r>
-        <w:rPr>
+        <w:t>D</w:t>
+      </w:r>
+      <w:r>
+        <w:rPr>
+          <w:rFonts w:ascii="Times New Roman" w:hAnsi="Times New Roman" w:cs="Times New Roman"/>
           <w:lang w:val="fr-FR"/>
         </w:rPr>
-        <w:t>D</w:t>
-      </w:r>
-      <w:r>
-        <w:rPr>
-          <w:lang w:val="fr-FR"/>
-        </w:rPr>
         <w:t xml:space="preserve">ashboard desktop </w:t>
       </w:r>
       <w:r>
         <w:rPr>
+          <w:rFonts w:ascii="Times New Roman" w:hAnsi="Times New Roman" w:cs="Times New Roman"/>
           <w:lang w:val="fr-FR"/>
         </w:rPr>
         <w:t>/ mobile</w:t>
@@ -3867,6 +3591,345 @@
     <w:p>
       <w:pPr>
         <w:pStyle w:val="af5"/>
+        <w:rPr>
+          <w:rFonts w:ascii="Times New Roman" w:hAnsi="Times New Roman" w:cs="Times New Roman"/>
+        </w:rPr>
+      </w:pPr>
+      <w:r>
+        <w:rPr>
+          <w:rFonts w:ascii="Times New Roman" w:hAnsi="Times New Roman" w:cs="Times New Roman"/>
+        </w:rPr>
+        <w:t xml:space="preserve">Figure </w:t>
+      </w:r>
+      <w:r>
+        <w:rPr>
+          <w:rFonts w:ascii="Times New Roman" w:hAnsi="Times New Roman" w:cs="Times New Roman"/>
+        </w:rPr>
+        <w:fldChar w:fldCharType="begin"/>
+      </w:r>
+      <w:r>
+        <w:rPr>
+          <w:rFonts w:ascii="Times New Roman" w:hAnsi="Times New Roman" w:cs="Times New Roman"/>
+        </w:rPr>
+        <w:instrText xml:space="preserve"> SEQ Figure \* ARABIC </w:instrText>
+      </w:r>
+      <w:r>
+        <w:rPr>
+          <w:rFonts w:ascii="Times New Roman" w:hAnsi="Times New Roman" w:cs="Times New Roman"/>
+        </w:rPr>
+        <w:fldChar w:fldCharType="separate"/>
+      </w:r>
+      <w:r>
+        <w:rPr>
+          <w:rFonts w:ascii="Times New Roman" w:hAnsi="Times New Roman" w:cs="Times New Roman"/>
+          <w:noProof/>
+        </w:rPr>
+        <w:t>8</w:t>
+      </w:r>
+      <w:r>
+        <w:rPr>
+          <w:rFonts w:ascii="Times New Roman" w:hAnsi="Times New Roman" w:cs="Times New Roman"/>
+          <w:noProof/>
+        </w:rPr>
+        <w:fldChar w:fldCharType="end"/>
+      </w:r>
+      <w:r>
+        <w:rPr>
+          <w:rFonts w:ascii="Times New Roman" w:hAnsi="Times New Roman" w:cs="Times New Roman"/>
+        </w:rPr>
+        <w:t xml:space="preserve"> -  Page Wall detail desktop / mobile</w:t>
+      </w:r>
+    </w:p>
+    <w:p>
+      <w:pPr>
+        <w:pStyle w:val="1"/>
+        <w:rPr>
+          <w:rFonts w:ascii="Times New Roman" w:hAnsi="Times New Roman" w:cs="Times New Roman"/>
+          <w:lang w:val="fr-FR" w:eastAsia="fr-FR"/>
+        </w:rPr>
+      </w:pPr>
+      <w:r>
+        <w:rPr>
+          <w:rFonts w:ascii="Times New Roman" w:hAnsi="Times New Roman" w:cs="Times New Roman"/>
+          <w:lang w:val="fr-FR" w:eastAsia="fr-FR"/>
+        </w:rPr>
+        <w:t>VI - Conception de la base de données</w:t>
+      </w:r>
+    </w:p>
+    <w:p>
+      <w:pPr>
+        <w:rPr>
+          <w:rFonts w:ascii="Times New Roman" w:hAnsi="Times New Roman" w:cs="Times New Roman"/>
+          <w:sz w:val="24"/>
+          <w:szCs w:val="24"/>
+          <w:lang w:val="fr-FR" w:eastAsia="fr-FR"/>
+        </w:rPr>
+      </w:pPr>
+      <w:r>
+        <w:rPr>
+          <w:rFonts w:ascii="Times New Roman" w:hAnsi="Times New Roman" w:cs="Times New Roman"/>
+          <w:sz w:val="24"/>
+          <w:szCs w:val="24"/>
+          <w:lang w:val="fr-FR" w:eastAsia="fr-FR"/>
+        </w:rPr>
+        <w:t>La base de données de Music Wall stocke les comptes utilisateurs, les murs musicaux, leurs sections et leurs contenus, ainsi que le catalogue local composé d'artistes, d'albums, de morceaux et de genres.</w:t>
+      </w:r>
+    </w:p>
+    <w:p>
+      <w:pPr>
+        <w:rPr>
+          <w:rFonts w:ascii="Times New Roman" w:hAnsi="Times New Roman" w:cs="Times New Roman"/>
+          <w:sz w:val="24"/>
+          <w:szCs w:val="24"/>
+          <w:lang w:val="fr-FR" w:eastAsia="fr-FR"/>
+        </w:rPr>
+      </w:pPr>
+    </w:p>
+    <w:p>
+      <w:pPr>
+        <w:rPr>
+          <w:rFonts w:ascii="Times New Roman" w:hAnsi="Times New Roman" w:cs="Times New Roman"/>
+          <w:sz w:val="24"/>
+          <w:szCs w:val="24"/>
+          <w:lang w:val="fr-FR" w:eastAsia="fr-FR"/>
+        </w:rPr>
+      </w:pPr>
+      <w:r>
+        <w:rPr>
+          <w:rFonts w:ascii="Times New Roman" w:hAnsi="Times New Roman" w:cs="Times New Roman"/>
+          <w:sz w:val="24"/>
+          <w:szCs w:val="24"/>
+          <w:lang w:val="fr-FR" w:eastAsia="fr-FR"/>
+        </w:rPr>
+        <w:t>Pour structurer ces données, j'ai utilisé la méthode Merise en distinguant trois niveaux de modélisation : le Modèle Conceptuel de Données, le Modèle Logique de Données et le Modèle Physique de Données. Cette progression m'a permis de partir des besoins métier, de définir ensuite les relations et les clés nécessaires, puis de représenter leur implémentation concrète dans PostgreSQL.</w:t>
+      </w:r>
+    </w:p>
+    <w:p>
+      <w:pPr>
+        <w:pStyle w:val="21"/>
+        <w:rPr>
+          <w:rFonts w:ascii="Times New Roman" w:hAnsi="Times New Roman" w:cs="Times New Roman"/>
+          <w:lang w:val="fr-FR" w:eastAsia="fr-FR"/>
+        </w:rPr>
+      </w:pPr>
+      <w:r>
+        <w:rPr>
+          <w:rFonts w:ascii="Times New Roman" w:hAnsi="Times New Roman" w:cs="Times New Roman"/>
+          <w:lang w:val="fr-FR" w:eastAsia="fr-FR"/>
+        </w:rPr>
+        <w:t xml:space="preserve">A - Modèle Conceptuel de Données </w:t>
+      </w:r>
+      <w:r>
+        <w:rPr>
+          <w:rFonts w:ascii="Times New Roman" w:hAnsi="Times New Roman" w:cs="Times New Roman"/>
+          <w:lang w:val="fr-FR" w:eastAsia="fr-FR"/>
+        </w:rPr>
+        <w:t>–</w:t>
+      </w:r>
+      <w:r>
+        <w:rPr>
+          <w:rFonts w:ascii="Times New Roman" w:hAnsi="Times New Roman" w:cs="Times New Roman"/>
+          <w:lang w:val="fr-FR" w:eastAsia="fr-FR"/>
+        </w:rPr>
+        <w:t xml:space="preserve"> MCD</w:t>
+      </w:r>
+    </w:p>
+    <w:p>
+      <w:pPr>
+        <w:rPr>
+          <w:rFonts w:ascii="Times New Roman" w:hAnsi="Times New Roman" w:cs="Times New Roman"/>
+          <w:sz w:val="24"/>
+          <w:szCs w:val="24"/>
+          <w:lang w:val="fr-FR" w:eastAsia="fr-FR"/>
+        </w:rPr>
+      </w:pPr>
+      <w:r>
+        <w:rPr>
+          <w:rFonts w:ascii="Times New Roman" w:hAnsi="Times New Roman" w:cs="Times New Roman"/>
+          <w:sz w:val="24"/>
+          <w:szCs w:val="24"/>
+          <w:lang w:val="fr-FR" w:eastAsia="fr-FR"/>
+        </w:rPr>
+        <w:t>Le Modèle Conceptuel de Données représente les principales données métier de Music Wall ainsi que les associations et les cardinalités qui les relient. À ce niveau, le modèle reste indépendant de la technologie utilisée : il ne contient ni types PostgreSQL ni clés étrangères.</w:t>
+      </w:r>
+    </w:p>
+    <w:p>
+      <w:pPr>
+        <w:rPr>
+          <w:rFonts w:ascii="Times New Roman" w:hAnsi="Times New Roman" w:cs="Times New Roman"/>
+          <w:sz w:val="24"/>
+          <w:szCs w:val="24"/>
+          <w:lang w:val="fr-FR" w:eastAsia="fr-FR"/>
+        </w:rPr>
+      </w:pPr>
+      <w:r>
+        <w:rPr>
+          <w:rFonts w:ascii="Times New Roman" w:hAnsi="Times New Roman" w:cs="Times New Roman"/>
+          <w:sz w:val="24"/>
+          <w:szCs w:val="24"/>
+          <w:lang w:val="fr-FR" w:eastAsia="fr-FR"/>
+        </w:rPr>
+        <w:t>Le modèle distingue principalement les utilisateurs, les murs musicaux, les sections et les éléments ajoutés aux murs, ainsi que les artistes, albums, morceaux et genres constituant le catalogue musical.</w:t>
+      </w:r>
+    </w:p>
+    <w:p>
+      <w:pPr>
+        <w:rPr>
+          <w:rFonts w:ascii="Times New Roman" w:hAnsi="Times New Roman" w:cs="Times New Roman"/>
+          <w:sz w:val="24"/>
+          <w:szCs w:val="24"/>
+          <w:lang w:val="fr-FR" w:eastAsia="fr-FR"/>
+        </w:rPr>
+      </w:pPr>
+      <w:r>
+        <w:rPr>
+          <w:rFonts w:ascii="Times New Roman" w:hAnsi="Times New Roman" w:cs="Times New Roman"/>
+          <w:sz w:val="24"/>
+          <w:szCs w:val="24"/>
+          <w:lang w:val="fr-FR" w:eastAsia="fr-FR"/>
+        </w:rPr>
+        <w:t>Un utilisateur peut posséder plusieurs murs et participer à plusieurs murs partagés. Un mur peut contenir plusieurs sections et chaque section peut contenir plusieurs éléments musicaux. Le propriétaire d'un mur n'est pas ajouté une seconde fois dans la liste de ses membres.</w:t>
+      </w:r>
+    </w:p>
+    <w:p>
+      <w:pPr>
+        <w:rPr>
+          <w:rFonts w:ascii="Times New Roman" w:hAnsi="Times New Roman" w:cs="Times New Roman"/>
+          <w:sz w:val="24"/>
+          <w:szCs w:val="24"/>
+          <w:lang w:val="fr-FR" w:eastAsia="fr-FR"/>
+        </w:rPr>
+      </w:pPr>
+      <w:r>
+        <w:rPr>
+          <w:rFonts w:ascii="Times New Roman" w:hAnsi="Times New Roman" w:cs="Times New Roman"/>
+          <w:sz w:val="24"/>
+          <w:szCs w:val="24"/>
+          <w:lang w:val="fr-FR" w:eastAsia="fr-FR"/>
+        </w:rPr>
+        <w:t>Dans le catalogue, un artiste peut être associé à plusieurs albums et morceaux. Un morceau peut éventuellement appartenir à un album. Les albums et les morceaux peuvent être associés à plusieurs genres.</w:t>
+      </w:r>
+    </w:p>
+    <w:p>
+      <w:pPr>
+        <w:rPr>
+          <w:rFonts w:ascii="Times New Roman" w:hAnsi="Times New Roman" w:cs="Times New Roman"/>
+          <w:sz w:val="24"/>
+          <w:szCs w:val="24"/>
+          <w:lang w:val="fr-FR" w:eastAsia="fr-FR"/>
+        </w:rPr>
+      </w:pPr>
+      <w:r>
+        <w:rPr>
+          <w:rFonts w:ascii="Times New Roman" w:hAnsi="Times New Roman" w:cs="Times New Roman"/>
+          <w:sz w:val="24"/>
+          <w:szCs w:val="24"/>
+          <w:lang w:val="fr-FR" w:eastAsia="fr-FR"/>
+        </w:rPr>
+        <w:t>Un élément musical ajouté dans une section référence soit un morceau, soit un album du catalogue. Une contrainte métier XOR impose qu'une et une seule de ces deux associations soit renseignée pour un même élément.</w:t>
+      </w:r>
+    </w:p>
+    <w:p>
+      <w:pPr>
+        <w:rPr>
+          <w:rFonts w:ascii="Times New Roman" w:hAnsi="Times New Roman" w:cs="Times New Roman"/>
+          <w:sz w:val="24"/>
+          <w:szCs w:val="24"/>
+          <w:lang w:val="fr-FR" w:eastAsia="fr-FR"/>
+        </w:rPr>
+      </w:pPr>
+      <w:r>
+        <w:rPr>
+          <w:rFonts w:ascii="Times New Roman" w:hAnsi="Times New Roman" w:cs="Times New Roman"/>
+          <w:sz w:val="24"/>
+          <w:szCs w:val="24"/>
+          <w:lang w:val="fr-FR" w:eastAsia="fr-FR"/>
+        </w:rPr>
+        <w:t>Les noms des entités ont été conservés en anglais afin de rester cohérents avec la terminologie utilisée dans le code de l'application.</w:t>
+      </w:r>
+    </w:p>
+    <w:p>
+      <w:pPr>
+        <w:rPr>
+          <w:rFonts w:ascii="Times New Roman" w:hAnsi="Times New Roman" w:cs="Times New Roman"/>
+          <w:sz w:val="24"/>
+          <w:szCs w:val="24"/>
+          <w:lang w:val="fr-FR" w:eastAsia="fr-FR"/>
+        </w:rPr>
+      </w:pPr>
+    </w:p>
+    <w:p>
+      <w:pPr>
+        <w:keepNext/>
+      </w:pPr>
+      <w:r>
+        <w:rPr>
+          <w:rFonts w:ascii="Times New Roman" w:hAnsi="Times New Roman" w:cs="Times New Roman"/>
+          <w:noProof/>
+          <w:sz w:val="24"/>
+          <w:szCs w:val="24"/>
+          <w:lang w:val="fr-FR" w:eastAsia="fr-FR"/>
+        </w:rPr>
+        <w:lastRenderedPageBreak/>
+        <w:drawing>
+          <wp:inline distT="0" distB="0" distL="0" distR="0" wp14:anchorId="2D4D1CE5" wp14:editId="57FD8C7C">
+            <wp:extent cx="6302829" cy="5263537"/>
+            <wp:effectExtent l="0" t="0" r="3175" b="0"/>
+            <wp:docPr id="2" name="Рисунок 2"/>
+            <wp:cNvGraphicFramePr>
+              <a:graphicFrameLocks xmlns:a="http://schemas.openxmlformats.org/drawingml/2006/main" noChangeAspect="1"/>
+            </wp:cNvGraphicFramePr>
+            <a:graphic xmlns:a="http://schemas.openxmlformats.org/drawingml/2006/main">
+              <a:graphicData uri="http://schemas.openxmlformats.org/drawingml/2006/picture">
+                <pic:pic xmlns:pic="http://schemas.openxmlformats.org/drawingml/2006/picture">
+                  <pic:nvPicPr>
+                    <pic:cNvPr id="0" name="Picture 1"/>
+                    <pic:cNvPicPr>
+                      <a:picLocks noChangeAspect="1" noChangeArrowheads="1"/>
+                    </pic:cNvPicPr>
+                  </pic:nvPicPr>
+                  <pic:blipFill>
+                    <a:blip r:embed="rId23">
+                      <a:extLst>
+                        <a:ext uri="{28A0092B-C50C-407E-A947-70E740481C1C}">
+                          <a14:useLocalDpi xmlns:a14="http://schemas.microsoft.com/office/drawing/2010/main" val="0"/>
+                        </a:ext>
+                      </a:extLst>
+                    </a:blip>
+                    <a:srcRect/>
+                    <a:stretch>
+                      <a:fillRect/>
+                    </a:stretch>
+                  </pic:blipFill>
+                  <pic:spPr bwMode="auto">
+                    <a:xfrm>
+                      <a:off x="0" y="0"/>
+                      <a:ext cx="6319336" cy="5277322"/>
+                    </a:xfrm>
+                    <a:prstGeom prst="rect">
+                      <a:avLst/>
+                    </a:prstGeom>
+                    <a:noFill/>
+                    <a:ln>
+                      <a:noFill/>
+                    </a:ln>
+                  </pic:spPr>
+                </pic:pic>
+              </a:graphicData>
+            </a:graphic>
+          </wp:inline>
+        </w:drawing>
+      </w:r>
+    </w:p>
+    <w:p>
+      <w:pPr>
+        <w:pStyle w:val="af5"/>
+        <w:rPr>
+          <w:rFonts w:ascii="Times New Roman" w:hAnsi="Times New Roman" w:cs="Times New Roman"/>
+          <w:sz w:val="24"/>
+          <w:szCs w:val="24"/>
+          <w:lang w:val="fr-FR" w:eastAsia="fr-FR"/>
+        </w:rPr>
       </w:pPr>
       <w:r>
         <w:t xml:space="preserve">Figure </w:t>
@@ -3876,537 +3939,793 @@
           <w:rPr>
             <w:noProof/>
           </w:rPr>
-          <w:t>12</w:t>
+          <w:t>9</w:t>
         </w:r>
       </w:fldSimple>
       <w:r>
-        <w:t xml:space="preserve"> </w:t>
-      </w:r>
-      <w:proofErr w:type="gramStart"/>
-      <w:r>
-        <w:t xml:space="preserve">-  </w:t>
-      </w:r>
-      <w:r>
-        <w:t>Page</w:t>
-      </w:r>
-      <w:proofErr w:type="gramEnd"/>
-      <w:r>
-        <w:t xml:space="preserve"> Wall detail desktop / mobile</w:t>
+        <w:t xml:space="preserve"> - Diagramme MCD</w:t>
+      </w:r>
+    </w:p>
+    <w:p>
+      <w:pPr>
+        <w:pStyle w:val="21"/>
+        <w:rPr>
+          <w:rFonts w:ascii="Times New Roman" w:hAnsi="Times New Roman" w:cs="Times New Roman"/>
+          <w:lang w:val="fr-FR" w:eastAsia="fr-FR"/>
+        </w:rPr>
+      </w:pPr>
+      <w:r>
+        <w:rPr>
+          <w:rFonts w:ascii="Times New Roman" w:hAnsi="Times New Roman" w:cs="Times New Roman"/>
+          <w:lang w:val="fr-FR" w:eastAsia="fr-FR"/>
+        </w:rPr>
+        <w:t xml:space="preserve">B - Modèle Logique de Données </w:t>
+      </w:r>
+      <w:r>
+        <w:rPr>
+          <w:rFonts w:ascii="Times New Roman" w:hAnsi="Times New Roman" w:cs="Times New Roman"/>
+          <w:lang w:val="fr-FR" w:eastAsia="fr-FR"/>
+        </w:rPr>
+        <w:t>–</w:t>
+      </w:r>
+      <w:r>
+        <w:rPr>
+          <w:rFonts w:ascii="Times New Roman" w:hAnsi="Times New Roman" w:cs="Times New Roman"/>
+          <w:lang w:val="fr-FR" w:eastAsia="fr-FR"/>
+        </w:rPr>
+        <w:t xml:space="preserve"> MLD</w:t>
+      </w:r>
+    </w:p>
+    <w:p>
+      <w:pPr>
+        <w:rPr>
+          <w:rFonts w:ascii="Times New Roman" w:hAnsi="Times New Roman" w:cs="Times New Roman"/>
+          <w:lang w:val="fr-FR" w:eastAsia="fr-FR"/>
+        </w:rPr>
+      </w:pPr>
+      <w:r>
+        <w:rPr>
+          <w:rFonts w:ascii="Times New Roman" w:hAnsi="Times New Roman" w:cs="Times New Roman"/>
+          <w:lang w:val="fr-FR" w:eastAsia="fr-FR"/>
+        </w:rPr>
+        <w:t>Le Modèle Logique de Données traduit le MCD sous une forme relationnelle. Les entités deviennent des relations disposant de clés primaires, tandis que les associations sont traduites par des clés étrangères ou par des relations d'association.</w:t>
+      </w:r>
+    </w:p>
+    <w:p>
+      <w:pPr>
+        <w:rPr>
+          <w:rFonts w:ascii="Times New Roman" w:hAnsi="Times New Roman" w:cs="Times New Roman"/>
+          <w:lang w:val="fr-FR" w:eastAsia="fr-FR"/>
+        </w:rPr>
+      </w:pPr>
+      <w:r>
+        <w:rPr>
+          <w:rFonts w:ascii="Times New Roman" w:hAnsi="Times New Roman" w:cs="Times New Roman"/>
+          <w:lang w:val="fr-FR" w:eastAsia="fr-FR"/>
+        </w:rPr>
+        <w:t>Les relations plusieurs-à-plusieurs du MCD conduisent notamment à la création de WALL_MEMBERS, ALBUM_GENRE et TRACK_GENRE. Les relations un-à-plusieurs sont représentées par des clés étrangères placées du côté plusieurs. Par exemple, MUSIC_WALL contient owner_id, MUSIC_SECTION contient wall_id et MUSIC_ITEM contient section_id.</w:t>
+      </w:r>
+    </w:p>
+    <w:p>
+      <w:pPr>
+        <w:rPr>
+          <w:rFonts w:ascii="Times New Roman" w:hAnsi="Times New Roman" w:cs="Times New Roman"/>
+          <w:lang w:val="fr-FR" w:eastAsia="fr-FR"/>
+        </w:rPr>
+      </w:pPr>
+      <w:r>
+        <w:rPr>
+          <w:rFonts w:ascii="Times New Roman" w:hAnsi="Times New Roman" w:cs="Times New Roman"/>
+          <w:lang w:val="fr-FR" w:eastAsia="fr-FR"/>
+        </w:rPr>
+        <w:t>La relation facultative entre TRACK et ALBUM est représentée par album_id, qui peut être nul.</w:t>
+      </w:r>
+    </w:p>
+    <w:p>
+      <w:pPr>
+        <w:rPr>
+          <w:rFonts w:ascii="Times New Roman" w:hAnsi="Times New Roman" w:cs="Times New Roman"/>
+          <w:lang w:val="ru-RU" w:eastAsia="fr-FR"/>
+        </w:rPr>
+      </w:pPr>
+      <w:r>
+        <w:rPr>
+          <w:rFonts w:ascii="Times New Roman" w:hAnsi="Times New Roman" w:cs="Times New Roman"/>
+          <w:lang w:val="fr-FR" w:eastAsia="fr-FR"/>
+        </w:rPr>
+        <w:t>Enfin, MUSIC_ITEM possède deux références possibles vers le catalogue, catalog_track_id et catalog_album_id. Elles sont facultatives au niveau relationnel, mais une règle métier impose qu'une et une seule de ces deux références soit renseignée.</w:t>
+      </w:r>
+    </w:p>
+    <w:p>
+      <w:pPr>
+        <w:rPr>
+          <w:rFonts w:ascii="Times New Roman" w:hAnsi="Times New Roman" w:cs="Times New Roman"/>
+          <w:lang w:val="ru-RU" w:eastAsia="fr-FR"/>
+        </w:rPr>
+      </w:pPr>
+    </w:p>
+    <w:p>
+      <w:pPr>
+        <w:rPr>
+          <w:rFonts w:ascii="Times New Roman" w:hAnsi="Times New Roman" w:cs="Times New Roman"/>
+          <w:lang w:val="ru-RU" w:eastAsia="fr-FR"/>
+        </w:rPr>
+      </w:pPr>
+      <w:r>
+        <w:rPr>
+          <w:rFonts w:ascii="Times New Roman" w:hAnsi="Times New Roman" w:cs="Times New Roman"/>
+          <w:noProof/>
+          <w:lang w:val="ru-RU" w:eastAsia="fr-FR"/>
+        </w:rPr>
+        <w:lastRenderedPageBreak/>
+        <w:drawing>
+          <wp:inline distT="0" distB="0" distL="0" distR="0" wp14:anchorId="784F92EA" wp14:editId="385B1964">
+            <wp:extent cx="6858000" cy="6166485"/>
+            <wp:effectExtent l="0" t="0" r="0" b="5715"/>
+            <wp:docPr id="3" name="Рисунок 3"/>
+            <wp:cNvGraphicFramePr>
+              <a:graphicFrameLocks xmlns:a="http://schemas.openxmlformats.org/drawingml/2006/main" noChangeAspect="1"/>
+            </wp:cNvGraphicFramePr>
+            <a:graphic xmlns:a="http://schemas.openxmlformats.org/drawingml/2006/main">
+              <a:graphicData uri="http://schemas.openxmlformats.org/drawingml/2006/picture">
+                <pic:pic xmlns:pic="http://schemas.openxmlformats.org/drawingml/2006/picture">
+                  <pic:nvPicPr>
+                    <pic:cNvPr id="0" name="Picture 2"/>
+                    <pic:cNvPicPr>
+                      <a:picLocks noChangeAspect="1" noChangeArrowheads="1"/>
+                    </pic:cNvPicPr>
+                  </pic:nvPicPr>
+                  <pic:blipFill>
+                    <a:blip r:embed="rId24">
+                      <a:extLst>
+                        <a:ext uri="{28A0092B-C50C-407E-A947-70E740481C1C}">
+                          <a14:useLocalDpi xmlns:a14="http://schemas.microsoft.com/office/drawing/2010/main" val="0"/>
+                        </a:ext>
+                      </a:extLst>
+                    </a:blip>
+                    <a:srcRect/>
+                    <a:stretch>
+                      <a:fillRect/>
+                    </a:stretch>
+                  </pic:blipFill>
+                  <pic:spPr bwMode="auto">
+                    <a:xfrm>
+                      <a:off x="0" y="0"/>
+                      <a:ext cx="6858000" cy="6166485"/>
+                    </a:xfrm>
+                    <a:prstGeom prst="rect">
+                      <a:avLst/>
+                    </a:prstGeom>
+                    <a:noFill/>
+                    <a:ln>
+                      <a:noFill/>
+                    </a:ln>
+                  </pic:spPr>
+                </pic:pic>
+              </a:graphicData>
+            </a:graphic>
+          </wp:inline>
+        </w:drawing>
+      </w:r>
+    </w:p>
+    <w:p>
+      <w:pPr>
+        <w:pStyle w:val="21"/>
+        <w:rPr>
+          <w:rFonts w:ascii="Times New Roman" w:hAnsi="Times New Roman" w:cs="Times New Roman"/>
+          <w:lang w:val="fr-FR" w:eastAsia="fr-FR"/>
+        </w:rPr>
+      </w:pPr>
+      <w:r>
+        <w:rPr>
+          <w:rFonts w:ascii="Times New Roman" w:hAnsi="Times New Roman" w:cs="Times New Roman"/>
+          <w:lang w:val="fr-FR" w:eastAsia="fr-FR"/>
+        </w:rPr>
+        <w:t>C - Modèle Physique de Données - MPD</w:t>
+      </w:r>
+    </w:p>
+    <w:p>
+      <w:pPr>
+        <w:rPr>
+          <w:rFonts w:ascii="Times New Roman" w:hAnsi="Times New Roman" w:cs="Times New Roman"/>
+          <w:lang w:val="fr-FR"/>
+        </w:rPr>
+      </w:pPr>
+      <w:r>
+        <w:rPr>
+          <w:rFonts w:ascii="Times New Roman" w:hAnsi="Times New Roman" w:cs="Times New Roman"/>
+          <w:lang w:val="fr-FR"/>
+        </w:rPr>
+        <w:t>Le Modèle Physique de Données représente l'implémentation concrète du modèle relationnel dans PostgreSQL. Il précise les noms réels des tables et des colonnes, leurs types, les clés primaires et étrangères, les contraintes d'unicité ainsi que la nullabilité des données.</w:t>
+      </w:r>
+    </w:p>
+    <w:p>
+      <w:pPr>
+        <w:rPr>
+          <w:rFonts w:ascii="Times New Roman" w:hAnsi="Times New Roman" w:cs="Times New Roman"/>
+          <w:lang w:val="fr-FR"/>
+        </w:rPr>
+      </w:pPr>
+      <w:r>
+        <w:rPr>
+          <w:rFonts w:ascii="Times New Roman" w:hAnsi="Times New Roman" w:cs="Times New Roman"/>
+          <w:lang w:val="fr-FR"/>
+        </w:rPr>
+        <w:t>Les identifiants principaux sont stockés sous forme de BIGINT générés automatiquement. Les données textuelles utilisent principalement des colonnes VARCHAR de différentes longueurs. L'avatar utilisateur est stocké dans une colonne BYTEA.</w:t>
+      </w:r>
+    </w:p>
+    <w:p>
+      <w:pPr>
+        <w:rPr>
+          <w:rFonts w:ascii="Times New Roman" w:hAnsi="Times New Roman" w:cs="Times New Roman"/>
+          <w:lang w:val="fr-FR"/>
+        </w:rPr>
+      </w:pPr>
+    </w:p>
+    <w:p>
+      <w:pPr>
+        <w:rPr>
+          <w:rFonts w:ascii="Times New Roman" w:hAnsi="Times New Roman" w:cs="Times New Roman"/>
+          <w:lang w:val="fr-FR"/>
+        </w:rPr>
+      </w:pPr>
+      <w:r>
+        <w:rPr>
+          <w:rFonts w:ascii="Times New Roman" w:hAnsi="Times New Roman" w:cs="Times New Roman"/>
+          <w:lang w:val="fr-FR"/>
+        </w:rPr>
+        <w:t>Les relations sont garanties par des contraintes de clés étrangères. Les tables WALL_MEMBERS, ALBUM_GENRE et TRACK_GENRE assurent les relations plusieurs-à-plusieurs.</w:t>
+      </w:r>
+    </w:p>
+    <w:p>
+      <w:pPr>
+        <w:rPr>
+          <w:rFonts w:ascii="Times New Roman" w:hAnsi="Times New Roman" w:cs="Times New Roman"/>
+          <w:lang w:val="fr-FR"/>
+        </w:rPr>
+      </w:pPr>
+      <w:r>
+        <w:rPr>
+          <w:rFonts w:ascii="Times New Roman" w:hAnsi="Times New Roman" w:cs="Times New Roman"/>
+          <w:lang w:val="fr-FR"/>
+        </w:rPr>
+        <w:t>Plusieurs contraintes d'unicité complètent le modèle. Le nom d'utilisateur, le nom d'un artiste et le nom d'un genre sont uniques. Pour les albums, la combinaison de artist_id et title doit également être unique.</w:t>
+      </w:r>
+    </w:p>
+    <w:p>
+      <w:pPr>
+        <w:rPr>
+          <w:rFonts w:ascii="Times New Roman" w:hAnsi="Times New Roman" w:cs="Times New Roman"/>
+          <w:lang w:val="fr-FR"/>
+        </w:rPr>
+      </w:pPr>
+      <w:r>
+        <w:rPr>
+          <w:rFonts w:ascii="Times New Roman" w:hAnsi="Times New Roman" w:cs="Times New Roman"/>
+          <w:lang w:val="fr-FR"/>
+        </w:rPr>
+        <w:lastRenderedPageBreak/>
+        <w:t>Les valeurs des énumérations Java, notamment le type d'élément musical et son statut d'écoute, sont persistées sous forme de chaînes de caractères.</w:t>
+      </w:r>
+    </w:p>
+    <w:p>
+      <w:pPr>
+        <w:rPr>
+          <w:rFonts w:ascii="Times New Roman" w:hAnsi="Times New Roman" w:cs="Times New Roman"/>
+          <w:lang w:val="fr-FR"/>
+        </w:rPr>
+      </w:pPr>
+      <w:r>
+        <w:rPr>
+          <w:rFonts w:ascii="Times New Roman" w:hAnsi="Times New Roman" w:cs="Times New Roman"/>
+          <w:lang w:val="fr-FR"/>
+        </w:rPr>
+        <w:t>Dans le projet, la structure principale des tables est créée et mise à jour à partir des entités JPA avec Hibernate. Le fichier schema.sql complète cette structure avec l'extension pg_trgm et des index GIN utilisés pour améliorer les recherches textuelles dans le catalogue.</w:t>
       </w:r>
     </w:p>
     <w:p>
       <w:pPr>
         <w:pStyle w:val="1"/>
         <w:rPr>
-          <w:lang w:val="fr-FR" w:eastAsia="fr-FR"/>
-        </w:rPr>
-      </w:pPr>
-      <w:r>
-        <w:rPr>
-          <w:lang w:val="fr-FR" w:eastAsia="fr-FR"/>
+          <w:rFonts w:ascii="Times New Roman" w:hAnsi="Times New Roman" w:cs="Times New Roman"/>
+          <w:lang w:val="fr-FR"/>
+        </w:rPr>
+      </w:pPr>
+      <w:r>
+        <w:rPr>
+          <w:rFonts w:ascii="Times New Roman" w:hAnsi="Times New Roman" w:cs="Times New Roman"/>
+          <w:lang w:val="fr-FR"/>
+        </w:rPr>
+        <w:t>VII</w:t>
+      </w:r>
+      <w:r>
+        <w:rPr>
+          <w:rFonts w:ascii="Times New Roman" w:hAnsi="Times New Roman" w:cs="Times New Roman"/>
+          <w:lang w:val="fr-FR"/>
+        </w:rPr>
+        <w:t xml:space="preserve"> -</w:t>
+      </w:r>
+      <w:r>
+        <w:rPr>
+          <w:rFonts w:ascii="Times New Roman" w:hAnsi="Times New Roman" w:cs="Times New Roman"/>
+          <w:lang w:val="fr-FR"/>
+        </w:rPr>
+        <w:t xml:space="preserve"> Conception de l'application</w:t>
+      </w:r>
+    </w:p>
+    <w:p>
+      <w:pPr>
+        <w:pStyle w:val="21"/>
+        <w:rPr>
+          <w:rFonts w:ascii="Times New Roman" w:hAnsi="Times New Roman" w:cs="Times New Roman"/>
+          <w:lang w:val="fr-FR"/>
+        </w:rPr>
+      </w:pPr>
+      <w:r>
+        <w:rPr>
+          <w:rFonts w:ascii="Times New Roman" w:hAnsi="Times New Roman" w:cs="Times New Roman"/>
+          <w:lang w:val="fr-FR"/>
+        </w:rPr>
+        <w:t>A - Use Case</w:t>
+      </w:r>
+    </w:p>
+    <w:p>
+      <w:pPr>
+        <w:pStyle w:val="21"/>
+        <w:rPr>
+          <w:rFonts w:ascii="Times New Roman" w:hAnsi="Times New Roman" w:cs="Times New Roman"/>
+          <w:lang w:val="fr-FR"/>
+        </w:rPr>
+      </w:pPr>
+      <w:r>
+        <w:rPr>
+          <w:rFonts w:ascii="Times New Roman" w:hAnsi="Times New Roman" w:cs="Times New Roman"/>
+          <w:lang w:val="fr-FR"/>
+        </w:rPr>
+        <w:t>B</w:t>
+      </w:r>
+      <w:r>
+        <w:rPr>
+          <w:rFonts w:ascii="Times New Roman" w:hAnsi="Times New Roman" w:cs="Times New Roman"/>
+          <w:lang w:val="fr-FR"/>
+        </w:rPr>
+        <w:t xml:space="preserve"> - </w:t>
+      </w:r>
+      <w:r>
+        <w:rPr>
+          <w:rFonts w:ascii="Times New Roman" w:hAnsi="Times New Roman" w:cs="Times New Roman"/>
+          <w:lang w:val="fr-FR"/>
+        </w:rPr>
+        <w:t>Diagramme de classes</w:t>
+      </w:r>
+    </w:p>
+    <w:p>
+      <w:pPr>
+        <w:pStyle w:val="21"/>
+        <w:rPr>
+          <w:rFonts w:ascii="Times New Roman" w:hAnsi="Times New Roman" w:cs="Times New Roman"/>
+          <w:lang w:val="fr-FR"/>
+        </w:rPr>
+      </w:pPr>
+      <w:r>
+        <w:rPr>
+          <w:rFonts w:ascii="Times New Roman" w:hAnsi="Times New Roman" w:cs="Times New Roman"/>
+          <w:lang w:val="fr-FR"/>
+        </w:rPr>
+        <w:t>C</w:t>
+      </w:r>
+      <w:r>
+        <w:rPr>
+          <w:rFonts w:ascii="Times New Roman" w:hAnsi="Times New Roman" w:cs="Times New Roman"/>
+          <w:lang w:val="fr-FR"/>
+        </w:rPr>
+        <w:t xml:space="preserve"> - </w:t>
+      </w:r>
+      <w:r>
+        <w:rPr>
+          <w:rFonts w:ascii="Times New Roman" w:hAnsi="Times New Roman" w:cs="Times New Roman"/>
+          <w:lang w:val="fr-FR"/>
+        </w:rPr>
+        <w:t>Diagramme de séquence</w:t>
+      </w:r>
+    </w:p>
+    <w:p>
+      <w:pPr>
+        <w:pStyle w:val="1"/>
+        <w:rPr>
+          <w:rFonts w:ascii="Times New Roman" w:hAnsi="Times New Roman" w:cs="Times New Roman"/>
+          <w:lang w:val="fr-FR"/>
+        </w:rPr>
+      </w:pPr>
+      <w:r>
+        <w:rPr>
+          <w:rFonts w:ascii="Times New Roman" w:hAnsi="Times New Roman" w:cs="Times New Roman"/>
+          <w:lang w:val="fr-FR"/>
+        </w:rPr>
+        <w:t>VIII. Architecture logicielle</w:t>
+      </w:r>
+    </w:p>
+    <w:p>
+      <w:pPr>
+        <w:rPr>
+          <w:rFonts w:ascii="Times New Roman" w:hAnsi="Times New Roman" w:cs="Times New Roman"/>
+          <w:lang w:val="fr-FR"/>
+        </w:rPr>
+      </w:pPr>
+    </w:p>
+    <w:p>
+      <w:pPr>
+        <w:pStyle w:val="1"/>
+        <w:rPr>
+          <w:rFonts w:ascii="Times New Roman" w:hAnsi="Times New Roman" w:cs="Times New Roman"/>
+          <w:lang w:val="fr-FR"/>
+        </w:rPr>
+      </w:pPr>
+      <w:r>
+        <w:rPr>
+          <w:rFonts w:ascii="Times New Roman" w:hAnsi="Times New Roman" w:cs="Times New Roman"/>
+          <w:lang w:val="fr-FR"/>
+        </w:rPr>
+        <w:t>IX. Architecture multicouche</w:t>
+      </w:r>
+    </w:p>
+    <w:p>
+      <w:pPr>
+        <w:rPr>
+          <w:rFonts w:ascii="Times New Roman" w:hAnsi="Times New Roman" w:cs="Times New Roman"/>
+          <w:lang w:val="fr-FR"/>
+        </w:rPr>
+      </w:pPr>
+      <w:r>
+        <w:rPr>
+          <w:rFonts w:ascii="Times New Roman" w:hAnsi="Times New Roman" w:cs="Times New Roman"/>
+          <w:lang w:val="fr-FR"/>
+        </w:rPr>
+        <w:t>Angular / Controller / Service / Repository / JPA</w:t>
+      </w:r>
+    </w:p>
+    <w:p>
+      <w:pPr>
+        <w:rPr>
+          <w:rFonts w:ascii="Times New Roman" w:hAnsi="Times New Roman" w:cs="Times New Roman"/>
+          <w:lang w:val="fr-FR"/>
+        </w:rPr>
+      </w:pPr>
+    </w:p>
+    <w:p>
+      <w:pPr>
+        <w:pStyle w:val="1"/>
+        <w:rPr>
+          <w:rFonts w:ascii="Times New Roman" w:hAnsi="Times New Roman" w:cs="Times New Roman"/>
+          <w:lang w:val="fr-FR"/>
+        </w:rPr>
+      </w:pPr>
+      <w:r>
+        <w:rPr>
+          <w:rFonts w:ascii="Times New Roman" w:hAnsi="Times New Roman" w:cs="Times New Roman"/>
+          <w:lang w:val="fr-FR"/>
+        </w:rPr>
+        <w:t>X. Sécurité</w:t>
+      </w:r>
+    </w:p>
+    <w:p>
+      <w:pPr>
+        <w:pStyle w:val="21"/>
+        <w:rPr>
+          <w:rFonts w:ascii="Times New Roman" w:hAnsi="Times New Roman" w:cs="Times New Roman"/>
+          <w:lang w:val="fr-FR"/>
+        </w:rPr>
+      </w:pPr>
+      <w:r>
+        <w:rPr>
+          <w:rFonts w:ascii="Times New Roman" w:hAnsi="Times New Roman" w:cs="Times New Roman"/>
+          <w:lang w:val="fr-FR"/>
+        </w:rPr>
+        <w:t xml:space="preserve">A. Authentification / autorisation </w:t>
+      </w:r>
+    </w:p>
+    <w:p>
+      <w:pPr>
+        <w:pStyle w:val="21"/>
+        <w:rPr>
+          <w:rFonts w:ascii="Times New Roman" w:hAnsi="Times New Roman" w:cs="Times New Roman"/>
+        </w:rPr>
+      </w:pPr>
+      <w:r>
+        <w:rPr>
+          <w:rFonts w:ascii="Times New Roman" w:hAnsi="Times New Roman" w:cs="Times New Roman"/>
+        </w:rPr>
+        <w:t>B. XSS</w:t>
+      </w:r>
+    </w:p>
+    <w:p>
+      <w:pPr>
+        <w:pStyle w:val="21"/>
+        <w:rPr>
+          <w:rFonts w:ascii="Times New Roman" w:hAnsi="Times New Roman" w:cs="Times New Roman"/>
+        </w:rPr>
+      </w:pPr>
+      <w:r>
+        <w:rPr>
+          <w:rFonts w:ascii="Times New Roman" w:hAnsi="Times New Roman" w:cs="Times New Roman"/>
+        </w:rPr>
+        <w:t>C. Injection SQL</w:t>
+      </w:r>
+    </w:p>
+    <w:p>
+      <w:pPr>
+        <w:pStyle w:val="21"/>
+        <w:rPr>
+          <w:rFonts w:ascii="Times New Roman" w:hAnsi="Times New Roman" w:cs="Times New Roman"/>
+        </w:rPr>
+      </w:pPr>
+      <w:r>
+        <w:rPr>
+          <w:rFonts w:ascii="Times New Roman" w:hAnsi="Times New Roman" w:cs="Times New Roman"/>
+        </w:rPr>
+        <w:t>D. CSRF</w:t>
+      </w:r>
+    </w:p>
+    <w:p>
+      <w:pPr>
+        <w:pStyle w:val="21"/>
+        <w:rPr>
+          <w:rFonts w:ascii="Times New Roman" w:hAnsi="Times New Roman" w:cs="Times New Roman"/>
+        </w:rPr>
+      </w:pPr>
+      <w:r>
+        <w:rPr>
+          <w:rFonts w:ascii="Times New Roman" w:hAnsi="Times New Roman" w:cs="Times New Roman"/>
+        </w:rPr>
+        <w:t>E. JWT</w:t>
+      </w:r>
+    </w:p>
+    <w:p>
+      <w:pPr>
+        <w:pStyle w:val="21"/>
+        <w:rPr>
+          <w:rFonts w:ascii="Times New Roman" w:hAnsi="Times New Roman" w:cs="Times New Roman"/>
+        </w:rPr>
+      </w:pPr>
+      <w:r>
+        <w:rPr>
+          <w:rFonts w:ascii="Times New Roman" w:hAnsi="Times New Roman" w:cs="Times New Roman"/>
+        </w:rPr>
+        <w:t>F. BCrypt</w:t>
+      </w:r>
+    </w:p>
+    <w:p>
+      <w:pPr>
+        <w:pStyle w:val="21"/>
+        <w:rPr>
+          <w:rFonts w:ascii="Times New Roman" w:hAnsi="Times New Roman" w:cs="Times New Roman"/>
+        </w:rPr>
+      </w:pPr>
+      <w:r>
+        <w:rPr>
+          <w:rFonts w:ascii="Times New Roman" w:hAnsi="Times New Roman" w:cs="Times New Roman"/>
+        </w:rPr>
+        <w:t>G. CORS / validation / security headers</w:t>
+      </w:r>
+    </w:p>
+    <w:p>
+      <w:pPr>
+        <w:rPr>
+          <w:rFonts w:ascii="Times New Roman" w:hAnsi="Times New Roman" w:cs="Times New Roman"/>
+        </w:rPr>
+      </w:pPr>
+    </w:p>
+    <w:p>
+      <w:pPr>
+        <w:pStyle w:val="1"/>
+        <w:rPr>
+          <w:rFonts w:ascii="Times New Roman" w:hAnsi="Times New Roman" w:cs="Times New Roman"/>
+          <w:lang w:val="fr-FR"/>
+        </w:rPr>
+      </w:pPr>
+      <w:r>
+        <w:rPr>
+          <w:rFonts w:ascii="Times New Roman" w:hAnsi="Times New Roman" w:cs="Times New Roman"/>
+          <w:lang w:val="fr-FR"/>
+        </w:rPr>
+        <w:t>XI. Politique de tests</w:t>
+      </w:r>
+    </w:p>
+    <w:p>
+      <w:pPr>
+        <w:pStyle w:val="21"/>
+        <w:rPr>
+          <w:rFonts w:ascii="Times New Roman" w:hAnsi="Times New Roman" w:cs="Times New Roman"/>
+          <w:lang w:val="fr-FR"/>
+        </w:rPr>
+      </w:pPr>
+      <w:r>
+        <w:rPr>
+          <w:rFonts w:ascii="Times New Roman" w:hAnsi="Times New Roman" w:cs="Times New Roman"/>
+          <w:lang w:val="fr-FR"/>
+        </w:rPr>
+        <w:t>A. Tests unitaires</w:t>
+      </w:r>
+    </w:p>
+    <w:p>
+      <w:pPr>
+        <w:pStyle w:val="21"/>
+        <w:rPr>
+          <w:rFonts w:ascii="Times New Roman" w:hAnsi="Times New Roman" w:cs="Times New Roman"/>
+          <w:lang w:val="fr-FR"/>
+        </w:rPr>
+      </w:pPr>
+      <w:r>
+        <w:rPr>
+          <w:rFonts w:ascii="Times New Roman" w:hAnsi="Times New Roman" w:cs="Times New Roman"/>
+          <w:lang w:val="fr-FR"/>
+        </w:rPr>
+        <w:t>B. Tests d'intégration</w:t>
+      </w:r>
+    </w:p>
+    <w:p>
+      <w:pPr>
+        <w:rPr>
+          <w:rFonts w:ascii="Times New Roman" w:hAnsi="Times New Roman" w:cs="Times New Roman"/>
+          <w:lang w:val="fr-FR"/>
+        </w:rPr>
+      </w:pPr>
+    </w:p>
+    <w:p>
+      <w:pPr>
+        <w:pStyle w:val="1"/>
+        <w:rPr>
+          <w:rFonts w:ascii="Times New Roman" w:hAnsi="Times New Roman" w:cs="Times New Roman"/>
+          <w:lang w:val="fr-FR"/>
+        </w:rPr>
+      </w:pPr>
+      <w:r>
+        <w:rPr>
+          <w:rFonts w:ascii="Times New Roman" w:hAnsi="Times New Roman" w:cs="Times New Roman"/>
+          <w:lang w:val="fr-FR"/>
         </w:rPr>
         <w:lastRenderedPageBreak/>
-        <w:t>VI - Conception de la base de données</w:t>
+        <w:t>XII. Déploiement</w:t>
       </w:r>
     </w:p>
     <w:p>
       <w:pPr>
         <w:pStyle w:val="21"/>
         <w:rPr>
-          <w:lang w:val="fr-FR" w:eastAsia="fr-FR"/>
-        </w:rPr>
-      </w:pPr>
-      <w:r>
-        <w:rPr>
-          <w:lang w:val="fr-FR" w:eastAsia="fr-FR"/>
-        </w:rPr>
-        <w:t>A - Modèle Conceptuel de Données - MCD</w:t>
+          <w:rFonts w:ascii="Times New Roman" w:hAnsi="Times New Roman" w:cs="Times New Roman"/>
+          <w:lang w:val="fr-FR"/>
+        </w:rPr>
+      </w:pPr>
+      <w:r>
+        <w:rPr>
+          <w:rFonts w:ascii="Times New Roman" w:hAnsi="Times New Roman" w:cs="Times New Roman"/>
+          <w:lang w:val="fr-FR"/>
+        </w:rPr>
+        <w:t xml:space="preserve"> A. Docker</w:t>
       </w:r>
     </w:p>
     <w:p>
       <w:pPr>
         <w:pStyle w:val="21"/>
         <w:rPr>
-          <w:lang w:val="fr-FR" w:eastAsia="fr-FR"/>
-        </w:rPr>
-      </w:pPr>
-      <w:r>
-        <w:rPr>
-          <w:lang w:val="fr-FR" w:eastAsia="fr-FR"/>
-        </w:rPr>
-        <w:t>B - Modèle Logique de Données - MLD</w:t>
+          <w:rFonts w:ascii="Times New Roman" w:hAnsi="Times New Roman" w:cs="Times New Roman"/>
+          <w:lang w:val="fr-FR"/>
+        </w:rPr>
+      </w:pPr>
+      <w:r>
+        <w:rPr>
+          <w:rFonts w:ascii="Times New Roman" w:hAnsi="Times New Roman" w:cs="Times New Roman"/>
+          <w:lang w:val="fr-FR"/>
+        </w:rPr>
+        <w:t xml:space="preserve"> B. Docker Compose / Nginx</w:t>
       </w:r>
     </w:p>
     <w:p>
       <w:pPr>
         <w:pStyle w:val="21"/>
         <w:rPr>
-          <w:lang w:val="fr-FR" w:eastAsia="fr-FR"/>
-        </w:rPr>
-      </w:pPr>
-      <w:r>
-        <w:rPr>
-          <w:lang w:val="fr-FR" w:eastAsia="fr-FR"/>
-        </w:rPr>
-        <w:t>C - Modèle Physique de Données - MPD</w:t>
-      </w:r>
-    </w:p>
-    <w:p>
-      <w:pPr>
-        <w:rPr>
+          <w:rFonts w:ascii="Times New Roman" w:hAnsi="Times New Roman" w:cs="Times New Roman"/>
           <w:lang w:val="fr-FR"/>
         </w:rPr>
       </w:pPr>
+      <w:r>
+        <w:rPr>
+          <w:rFonts w:ascii="Times New Roman" w:hAnsi="Times New Roman" w:cs="Times New Roman"/>
+          <w:lang w:val="fr-FR"/>
+        </w:rPr>
+        <w:t xml:space="preserve"> C. Production Netlify / Render</w:t>
+      </w:r>
+    </w:p>
+    <w:p>
+      <w:pPr>
+        <w:rPr>
+          <w:rFonts w:ascii="Times New Roman" w:hAnsi="Times New Roman" w:cs="Times New Roman"/>
+          <w:lang w:val="fr-FR"/>
+        </w:rPr>
+      </w:pPr>
     </w:p>
     <w:p>
       <w:pPr>
         <w:pStyle w:val="1"/>
         <w:rPr>
+          <w:rFonts w:ascii="Times New Roman" w:hAnsi="Times New Roman" w:cs="Times New Roman"/>
           <w:lang w:val="fr-FR"/>
         </w:rPr>
       </w:pPr>
       <w:r>
         <w:rPr>
+          <w:rFonts w:ascii="Times New Roman" w:hAnsi="Times New Roman" w:cs="Times New Roman"/>
           <w:lang w:val="fr-FR"/>
         </w:rPr>
-        <w:t>VII</w:t>
-      </w:r>
-      <w:r>
-        <w:rPr>
+        <w:t>XIII. Veille technologique</w:t>
+      </w:r>
+    </w:p>
+    <w:p>
+      <w:pPr>
+        <w:rPr>
+          <w:rFonts w:ascii="Times New Roman" w:hAnsi="Times New Roman" w:cs="Times New Roman"/>
           <w:lang w:val="fr-FR"/>
         </w:rPr>
-        <w:t xml:space="preserve"> -</w:t>
-      </w:r>
-      <w:r>
-        <w:rPr>
+      </w:pPr>
+    </w:p>
+    <w:p>
+      <w:pPr>
+        <w:pStyle w:val="1"/>
+        <w:rPr>
+          <w:rFonts w:ascii="Times New Roman" w:hAnsi="Times New Roman" w:cs="Times New Roman"/>
           <w:lang w:val="fr-FR"/>
         </w:rPr>
-        <w:t xml:space="preserve"> Conception de l'application</w:t>
-      </w:r>
-    </w:p>
-    <w:p>
-      <w:pPr>
-        <w:pStyle w:val="21"/>
-        <w:rPr>
+      </w:pPr>
+      <w:r>
+        <w:rPr>
+          <w:rFonts w:ascii="Times New Roman" w:hAnsi="Times New Roman" w:cs="Times New Roman"/>
           <w:lang w:val="fr-FR"/>
         </w:rPr>
-      </w:pPr>
-      <w:r>
-        <w:rPr>
+        <w:t>XIV. Difficultés rencontrées</w:t>
+      </w:r>
+    </w:p>
+    <w:p>
+      <w:pPr>
+        <w:rPr>
+          <w:rFonts w:ascii="Times New Roman" w:hAnsi="Times New Roman" w:cs="Times New Roman"/>
           <w:lang w:val="fr-FR"/>
         </w:rPr>
-        <w:t>A - Use Case</w:t>
-      </w:r>
-    </w:p>
-    <w:p>
-      <w:pPr>
-        <w:pStyle w:val="21"/>
-        <w:rPr>
-          <w:lang w:val="ru-RU"/>
-        </w:rPr>
-      </w:pPr>
-      <w:r>
-        <w:rPr>
+      </w:pPr>
+    </w:p>
+    <w:p>
+      <w:pPr>
+        <w:pStyle w:val="1"/>
+        <w:rPr>
+          <w:rFonts w:ascii="Times New Roman" w:hAnsi="Times New Roman" w:cs="Times New Roman"/>
           <w:lang w:val="fr-FR"/>
         </w:rPr>
-        <w:t>B</w:t>
-      </w:r>
-      <w:r>
-        <w:rPr>
+      </w:pPr>
+      <w:r>
+        <w:rPr>
+          <w:rFonts w:ascii="Times New Roman" w:hAnsi="Times New Roman" w:cs="Times New Roman"/>
           <w:lang w:val="fr-FR"/>
         </w:rPr>
-        <w:t xml:space="preserve"> - </w:t>
-      </w:r>
-      <w:r>
-        <w:rPr>
+        <w:t>XV. Conclusion / améliorations futures</w:t>
+      </w:r>
+    </w:p>
+    <w:p>
+      <w:pPr>
+        <w:rPr>
+          <w:rFonts w:ascii="Times New Roman" w:hAnsi="Times New Roman" w:cs="Times New Roman"/>
           <w:lang w:val="fr-FR"/>
         </w:rPr>
-        <w:t>Diagramme de classes</w:t>
-      </w:r>
-    </w:p>
-    <w:p>
-      <w:pPr>
-        <w:pStyle w:val="21"/>
-        <w:rPr>
+      </w:pPr>
+    </w:p>
+    <w:p>
+      <w:pPr>
+        <w:rPr>
+          <w:rFonts w:ascii="Times New Roman" w:hAnsi="Times New Roman" w:cs="Times New Roman"/>
           <w:lang w:val="fr-FR"/>
         </w:rPr>
       </w:pPr>
-      <w:r>
-        <w:rPr>
-          <w:lang w:val="fr-FR"/>
-        </w:rPr>
-        <w:t>C</w:t>
-      </w:r>
-      <w:r>
-        <w:rPr>
-          <w:lang w:val="fr-FR"/>
-        </w:rPr>
-        <w:t xml:space="preserve"> - </w:t>
-      </w:r>
-      <w:r>
-        <w:rPr>
-          <w:lang w:val="fr-FR"/>
-        </w:rPr>
-        <w:t>Diagramme de séquence</w:t>
-      </w:r>
-    </w:p>
-    <w:p>
-      <w:pPr>
-        <w:pStyle w:val="1"/>
-        <w:rPr>
-          <w:lang w:val="fr-FR"/>
-        </w:rPr>
-      </w:pPr>
-      <w:r>
-        <w:rPr>
-          <w:lang w:val="fr-FR"/>
-        </w:rPr>
-        <w:t>VIII. Architecture logicielle</w:t>
-      </w:r>
-    </w:p>
-    <w:p>
-      <w:pPr>
-        <w:rPr>
-          <w:lang w:val="fr-FR"/>
-        </w:rPr>
-      </w:pPr>
-    </w:p>
-    <w:p>
-      <w:pPr>
-        <w:pStyle w:val="1"/>
-        <w:rPr>
-          <w:lang w:val="fr-FR"/>
-        </w:rPr>
-      </w:pPr>
-      <w:r>
-        <w:rPr>
-          <w:lang w:val="fr-FR"/>
-        </w:rPr>
-        <w:t>IX. Architecture multicouche</w:t>
-      </w:r>
-    </w:p>
-    <w:p>
-      <w:pPr>
-        <w:rPr>
-          <w:lang w:val="fr-FR"/>
-        </w:rPr>
-      </w:pPr>
-      <w:proofErr w:type="spellStart"/>
-      <w:r>
-        <w:rPr>
-          <w:rFonts w:hint="eastAsia"/>
-          <w:lang w:val="fr-FR"/>
-        </w:rPr>
-        <w:t>Angular</w:t>
-      </w:r>
-      <w:proofErr w:type="spellEnd"/>
-      <w:r>
-        <w:rPr>
-          <w:rFonts w:hint="eastAsia"/>
-          <w:lang w:val="fr-FR"/>
-        </w:rPr>
-        <w:t xml:space="preserve"> / Controller / Service / Repository / JPA</w:t>
-      </w:r>
-    </w:p>
-    <w:p>
-      <w:pPr>
-        <w:rPr>
-          <w:lang w:val="fr-FR"/>
-        </w:rPr>
-      </w:pPr>
-    </w:p>
-    <w:p>
-      <w:pPr>
-        <w:pStyle w:val="1"/>
-        <w:rPr>
-          <w:lang w:val="fr-FR"/>
-        </w:rPr>
-      </w:pPr>
-      <w:r>
-        <w:rPr>
-          <w:lang w:val="fr-FR"/>
-        </w:rPr>
-        <w:t>X. Sécurité</w:t>
-      </w:r>
-    </w:p>
-    <w:p>
-      <w:pPr>
-        <w:pStyle w:val="21"/>
-        <w:rPr>
-          <w:lang w:val="fr-FR"/>
-        </w:rPr>
-      </w:pPr>
-      <w:r>
-        <w:rPr>
-          <w:lang w:val="fr-FR"/>
-        </w:rPr>
-        <w:t xml:space="preserve">A. Authentification / autorisation </w:t>
-      </w:r>
-    </w:p>
-    <w:p>
-      <w:pPr>
-        <w:pStyle w:val="21"/>
-        <w:rPr>
-          <w:lang w:val="fr-FR"/>
-        </w:rPr>
-      </w:pPr>
-      <w:r>
-        <w:rPr>
-          <w:lang w:val="fr-FR"/>
-        </w:rPr>
-        <w:t>B. XSS</w:t>
-      </w:r>
-    </w:p>
-    <w:p>
-      <w:pPr>
-        <w:pStyle w:val="21"/>
-        <w:rPr>
-          <w:lang w:val="fr-FR"/>
-        </w:rPr>
-      </w:pPr>
-      <w:r>
-        <w:rPr>
-          <w:lang w:val="fr-FR"/>
-        </w:rPr>
-        <w:t>C. Injection SQL</w:t>
-      </w:r>
-    </w:p>
-    <w:p>
-      <w:pPr>
-        <w:pStyle w:val="21"/>
-      </w:pPr>
-      <w:r>
-        <w:t>D. CSRF</w:t>
-      </w:r>
-    </w:p>
-    <w:p>
-      <w:pPr>
-        <w:pStyle w:val="21"/>
-      </w:pPr>
-      <w:r>
-        <w:t>E. JWT</w:t>
-      </w:r>
-    </w:p>
-    <w:p>
-      <w:pPr>
-        <w:pStyle w:val="21"/>
-      </w:pPr>
-      <w:r>
-        <w:t xml:space="preserve">F. </w:t>
-      </w:r>
-      <w:proofErr w:type="spellStart"/>
-      <w:r>
-        <w:t>BCrypt</w:t>
-      </w:r>
-      <w:proofErr w:type="spellEnd"/>
-    </w:p>
-    <w:p>
-      <w:pPr>
-        <w:pStyle w:val="21"/>
-      </w:pPr>
-      <w:r>
-        <w:t>G. CORS / validation / security headers</w:t>
-      </w:r>
-    </w:p>
-    <w:p/>
-    <w:p>
-      <w:pPr>
-        <w:pStyle w:val="1"/>
-        <w:rPr>
-          <w:lang w:val="fr-FR"/>
-        </w:rPr>
-      </w:pPr>
-      <w:r>
-        <w:rPr>
-          <w:lang w:val="fr-FR"/>
-        </w:rPr>
-        <w:lastRenderedPageBreak/>
-        <w:t>XI. Politique de tests</w:t>
-      </w:r>
-    </w:p>
-    <w:p>
-      <w:pPr>
-        <w:pStyle w:val="21"/>
-        <w:rPr>
-          <w:lang w:val="fr-FR"/>
-        </w:rPr>
-      </w:pPr>
-      <w:r>
-        <w:rPr>
-          <w:lang w:val="fr-FR"/>
-        </w:rPr>
-        <w:t>A. Tests unitaires</w:t>
-      </w:r>
-    </w:p>
-    <w:p>
-      <w:pPr>
-        <w:pStyle w:val="21"/>
-        <w:rPr>
-          <w:lang w:val="fr-FR"/>
-        </w:rPr>
-      </w:pPr>
-      <w:r>
-        <w:rPr>
-          <w:lang w:val="fr-FR"/>
-        </w:rPr>
-        <w:t>B. Tests d'intégration</w:t>
-      </w:r>
-    </w:p>
-    <w:p>
-      <w:pPr>
-        <w:rPr>
-          <w:lang w:val="fr-FR"/>
-        </w:rPr>
-      </w:pPr>
-    </w:p>
-    <w:p>
-      <w:pPr>
-        <w:pStyle w:val="1"/>
-        <w:rPr>
-          <w:lang w:val="fr-FR"/>
-        </w:rPr>
-      </w:pPr>
-      <w:r>
-        <w:rPr>
-          <w:lang w:val="fr-FR"/>
-        </w:rPr>
-        <w:t>XII. Déploiement</w:t>
-      </w:r>
-    </w:p>
-    <w:p>
-      <w:pPr>
-        <w:pStyle w:val="21"/>
-      </w:pPr>
-      <w:r>
-        <w:t xml:space="preserve"> A. Docker</w:t>
-      </w:r>
-    </w:p>
-    <w:p>
-      <w:pPr>
-        <w:pStyle w:val="21"/>
-      </w:pPr>
-      <w:r>
-        <w:t xml:space="preserve"> B. Docker Compose / Nginx</w:t>
-      </w:r>
-    </w:p>
-    <w:p>
-      <w:pPr>
-        <w:pStyle w:val="21"/>
-        <w:rPr>
-          <w:lang w:val="fr-FR"/>
-        </w:rPr>
-      </w:pPr>
-      <w:r>
-        <w:t xml:space="preserve"> </w:t>
-      </w:r>
-      <w:r>
-        <w:rPr>
-          <w:lang w:val="fr-FR"/>
-        </w:rPr>
-        <w:t xml:space="preserve">C. Production </w:t>
-      </w:r>
-      <w:proofErr w:type="spellStart"/>
-      <w:r>
-        <w:rPr>
-          <w:lang w:val="fr-FR"/>
-        </w:rPr>
-        <w:t>Netlify</w:t>
-      </w:r>
-      <w:proofErr w:type="spellEnd"/>
-      <w:r>
-        <w:rPr>
-          <w:lang w:val="fr-FR"/>
-        </w:rPr>
-        <w:t xml:space="preserve"> / </w:t>
-      </w:r>
-      <w:proofErr w:type="spellStart"/>
-      <w:r>
-        <w:rPr>
-          <w:lang w:val="fr-FR"/>
-        </w:rPr>
-        <w:t>Render</w:t>
-      </w:r>
-      <w:proofErr w:type="spellEnd"/>
-    </w:p>
-    <w:p>
-      <w:pPr>
-        <w:rPr>
-          <w:lang w:val="fr-FR"/>
-        </w:rPr>
-      </w:pPr>
-    </w:p>
-    <w:p>
-      <w:pPr>
-        <w:pStyle w:val="1"/>
-        <w:rPr>
-          <w:lang w:val="fr-FR"/>
-        </w:rPr>
-      </w:pPr>
-      <w:r>
-        <w:rPr>
-          <w:lang w:val="fr-FR"/>
-        </w:rPr>
-        <w:t>XIII. Veille technologique</w:t>
-      </w:r>
-    </w:p>
-    <w:p>
-      <w:pPr>
-        <w:rPr>
-          <w:lang w:val="fr-FR"/>
-        </w:rPr>
-      </w:pPr>
-    </w:p>
-    <w:p>
-      <w:pPr>
-        <w:pStyle w:val="1"/>
-        <w:rPr>
-          <w:lang w:val="fr-FR"/>
-        </w:rPr>
-      </w:pPr>
-      <w:r>
-        <w:rPr>
-          <w:lang w:val="fr-FR"/>
-        </w:rPr>
-        <w:t>XIV. Difficultés rencontrées</w:t>
-      </w:r>
-    </w:p>
-    <w:p>
-      <w:pPr>
-        <w:rPr>
-          <w:lang w:val="fr-FR"/>
-        </w:rPr>
-      </w:pPr>
-    </w:p>
-    <w:p>
-      <w:pPr>
-        <w:pStyle w:val="1"/>
-        <w:rPr>
-          <w:lang w:val="fr-FR"/>
-        </w:rPr>
-      </w:pPr>
-      <w:r>
-        <w:rPr>
-          <w:lang w:val="fr-FR"/>
-        </w:rPr>
-        <w:t>XV. Conclusion / améliorations futures</w:t>
-      </w:r>
-    </w:p>
-    <w:p>
-      <w:pPr>
-        <w:rPr>
-          <w:lang w:val="fr-FR"/>
-        </w:rPr>
-      </w:pPr>
-    </w:p>
-    <w:p>
-      <w:pPr>
-        <w:rPr>
-          <w:lang w:val="fr-FR"/>
-        </w:rPr>
-      </w:pPr>
     </w:p>
     <w:sectPr>
-      <w:footerReference w:type="default" r:id="rId23"/>
+      <w:footerReference w:type="default" r:id="rId25"/>
       <w:pgSz w:w="12240" w:h="15840"/>
       <w:pgMar w:top="720" w:right="720" w:bottom="720" w:left="720" w:header="708" w:footer="708" w:gutter="0"/>
       <w:cols w:space="720"/>
